--- a/artifacts/docx/SESSION_STATE.docx
+++ b/artifacts/docx/SESSION_STATE.docx
@@ -2,621 +2,3251 @@
 <file path=word/document.xml><?xml version="1.0" encoding="utf-8"?>
 <w:document xmlns:wpc="http://schemas.microsoft.com/office/word/2010/wordprocessingCanvas" xmlns:mo="http://schemas.microsoft.com/office/mac/office/2008/main" xmlns:mc="http://schemas.openxmlformats.org/markup-compatibility/2006" xmlns:mv="urn:schemas-microsoft-com:mac:vml" xmlns:o="urn:schemas-microsoft-com:office:office" xmlns:r="http://schemas.openxmlformats.org/officeDocument/2006/relationships" xmlns:m="http://schemas.openxmlformats.org/officeDocument/2006/math" xmlns:v="urn:schemas-microsoft-com:vml" xmlns:wp14="http://schemas.microsoft.com/office/word/2010/wordprocessingDrawing" xmlns:wp="http://schemas.openxmlformats.org/drawingml/2006/wordprocessingDrawing" xmlns:w10="urn:schemas-microsoft-com:office:word" xmlns:w="http://schemas.openxmlformats.org/wordprocessingml/2006/main" xmlns:w14="http://schemas.microsoft.com/office/word/2010/wordml" xmlns:wpg="http://schemas.microsoft.com/office/word/2010/wordprocessingGroup" xmlns:wpi="http://schemas.microsoft.com/office/word/2010/wordprocessingInk" xmlns:wne="http://schemas.microsoft.com/office/word/2006/wordml" xmlns:wps="http://schemas.microsoft.com/office/word/2010/wordprocessingShape" mc:Ignorable="w14 wp14">
   <w:body>
-    <w:p>
-      <w:pPr>
-        <w:jc w:val="center"/>
-      </w:pPr>
-      <w:r>
-        <w:rPr>
-          <w:rFonts w:ascii="Aptos Display" w:hAnsi="Aptos Display"/>
-          <w:b/>
-          <w:color w:val="316273"/>
-          <w:sz w:val="48"/>
-        </w:rPr>
-        <w:t>Session state</w:t>
-      </w:r>
-    </w:p>
     <w:tbl>
       <w:tblPr>
         <w:tblStyle w:val="TableGrid"/>
-        <w:tblW w:type="dxa" w:w="10166"/>
-        <w:jc w:val="center"/>
-        <w:tblLayout w:type="fixed"/>
+        <w:tblW w:type="auto" w:w="0"/>
         <w:tblLook w:firstColumn="1" w:firstRow="1" w:lastColumn="0" w:lastRow="0" w:noHBand="0" w:noVBand="1" w:val="04A0"/>
-        <w:tblInd w:type="dxa" w:w="120"/>
       </w:tblPr>
       <w:tblGrid>
-        <w:gridCol w:w="2643"/>
-        <w:gridCol w:w="7523"/>
+        <w:gridCol w:w="4320"/>
+        <w:gridCol w:w="4320"/>
       </w:tblGrid>
       <w:tr>
-        <w:trPr>
-          <w:cantSplit/>
-          <w:tblHeader/>
-        </w:trPr>
         <w:tc>
           <w:tcPr>
-            <w:tcW w:type="dxa" w:w="2643"/>
-            <w:shd w:fill="316273"/>
+            <w:tcW w:type="dxa" w:w="4320"/>
           </w:tcPr>
           <w:p>
             <w:r>
-              <w:rPr>
-                <w:rFonts w:ascii="Aptos" w:hAnsi="Aptos"/>
-                <w:b/>
-                <w:color w:val="FFFFFF"/>
-                <w:sz w:val="16"/>
-              </w:rPr>
               <w:t>Document</w:t>
             </w:r>
           </w:p>
         </w:tc>
         <w:tc>
           <w:tcPr>
-            <w:tcW w:type="dxa" w:w="7523"/>
-            <w:shd w:fill="316273"/>
+            <w:tcW w:type="dxa" w:w="4320"/>
           </w:tcPr>
           <w:p>
             <w:r>
-              <w:rPr>
-                <w:rFonts w:ascii="Aptos" w:hAnsi="Aptos"/>
-                <w:b/>
-                <w:color w:val="FFFFFF"/>
-                <w:sz w:val="16"/>
-              </w:rPr>
               <w:t>Zombie Awareness Overhaul Session State</w:t>
             </w:r>
           </w:p>
         </w:tc>
       </w:tr>
       <w:tr>
-        <w:trPr>
-          <w:cantSplit/>
-        </w:trPr>
         <w:tc>
           <w:tcPr>
-            <w:tcW w:type="dxa" w:w="2643"/>
+            <w:tcW w:type="dxa" w:w="4320"/>
           </w:tcPr>
           <w:p>
             <w:r>
-              <w:rPr>
-                <w:rFonts w:ascii="Aptos" w:hAnsi="Aptos"/>
-                <w:sz w:val="16"/>
-              </w:rPr>
               <w:t>Version</w:t>
             </w:r>
           </w:p>
         </w:tc>
         <w:tc>
           <w:tcPr>
-            <w:tcW w:type="dxa" w:w="7523"/>
+            <w:tcW w:type="dxa" w:w="4320"/>
           </w:tcPr>
           <w:p>
             <w:r>
-              <w:rPr>
-                <w:rFonts w:ascii="Aptos" w:hAnsi="Aptos"/>
-                <w:sz w:val="16"/>
-              </w:rPr>
-              <w:t>0.5.4.0-pre-alpha</w:t>
+              <w:t>`0.5.4.1-pre-alpha`</w:t>
             </w:r>
           </w:p>
         </w:tc>
       </w:tr>
       <w:tr>
-        <w:trPr>
-          <w:cantSplit/>
-        </w:trPr>
         <w:tc>
           <w:tcPr>
-            <w:tcW w:type="dxa" w:w="2643"/>
-            <w:shd w:fill="EAF1F3"/>
+            <w:tcW w:type="dxa" w:w="4320"/>
           </w:tcPr>
           <w:p>
             <w:r>
-              <w:rPr>
-                <w:rFonts w:ascii="Aptos" w:hAnsi="Aptos"/>
-                <w:sz w:val="16"/>
-              </w:rPr>
               <w:t>Author</w:t>
             </w:r>
           </w:p>
         </w:tc>
         <w:tc>
           <w:tcPr>
-            <w:tcW w:type="dxa" w:w="7523"/>
-            <w:shd w:fill="EAF1F3"/>
+            <w:tcW w:type="dxa" w:w="4320"/>
           </w:tcPr>
           <w:p>
             <w:r>
-              <w:rPr>
-                <w:rFonts w:ascii="Aptos" w:hAnsi="Aptos"/>
-                <w:sz w:val="16"/>
-              </w:rPr>
               <w:t>ellyj3rain</w:t>
             </w:r>
           </w:p>
         </w:tc>
       </w:tr>
       <w:tr>
-        <w:trPr>
-          <w:cantSplit/>
-        </w:trPr>
         <w:tc>
           <w:tcPr>
-            <w:tcW w:type="dxa" w:w="2643"/>
+            <w:tcW w:type="dxa" w:w="4320"/>
           </w:tcPr>
           <w:p>
             <w:r>
-              <w:rPr>
-                <w:rFonts w:ascii="Aptos" w:hAnsi="Aptos"/>
-                <w:sz w:val="16"/>
-              </w:rPr>
               <w:t>Repository</w:t>
             </w:r>
           </w:p>
         </w:tc>
         <w:tc>
           <w:tcPr>
-            <w:tcW w:type="dxa" w:w="7523"/>
+            <w:tcW w:type="dxa" w:w="4320"/>
           </w:tcPr>
           <w:p>
             <w:r>
-              <w:rPr>
-                <w:rFonts w:ascii="Aptos" w:hAnsi="Aptos"/>
-                <w:sz w:val="16"/>
-              </w:rPr>
-              <w:t>SESSION_STATE.md</w:t>
+              <w:t>`SESSION_STATE.md`</w:t>
             </w:r>
           </w:p>
         </w:tc>
       </w:tr>
       <w:tr>
-        <w:trPr>
-          <w:cantSplit/>
-        </w:trPr>
         <w:tc>
           <w:tcPr>
-            <w:tcW w:type="dxa" w:w="2643"/>
-            <w:shd w:fill="EAF1F3"/>
+            <w:tcW w:type="dxa" w:w="4320"/>
           </w:tcPr>
           <w:p>
             <w:r>
-              <w:rPr>
-                <w:rFonts w:ascii="Aptos" w:hAnsi="Aptos"/>
-                <w:sz w:val="16"/>
-              </w:rPr>
               <w:t>Status</w:t>
             </w:r>
           </w:p>
         </w:tc>
         <w:tc>
           <w:tcPr>
-            <w:tcW w:type="dxa" w:w="7523"/>
-            <w:shd w:fill="EAF1F3"/>
+            <w:tcW w:type="dxa" w:w="4320"/>
           </w:tcPr>
           <w:p>
             <w:r>
-              <w:rPr>
-                <w:rFonts w:ascii="Aptos" w:hAnsi="Aptos"/>
-                <w:sz w:val="16"/>
-              </w:rPr>
               <w:t>CANONICAL - where the work actually stands.</w:t>
             </w:r>
           </w:p>
         </w:tc>
       </w:tr>
     </w:tbl>
-    <w:p>
-      <w:r>
-        <w:t>Current implementation, 2026-09-27: A44 closes the frozen Driver, Maintenance and ExecutionOwner inputs paired with SAO C89. Living Afflicted and Crossed admit auditory orientation through their sole ZAO driver after existing work arbitration. Active routes permit a head glance; idle unclaimed execution may request a body pivot. Shared native cue, gaze and Neuro owners retain their authority, and hearing never identifies an actor by itself.</w:t>
-      </w:r>
-    </w:p>
-    <w:p>
-      <w:r>
-        <w:t>Elapsed restoration now has a ZAO-owned maintenance transaction. The exact person, human shell and owner token admit a bounded field snapshot; failure restores that owner state once. SAO owns native pharmacology and body lifecycle, while the existing ZAO owner continues state-specific elapsed physiology.</w:t>
-      </w:r>
-    </w:p>
-    <w:p>
-      <w:r>
-        <w:t>Border 12 retains its original eleven controls and invokes a thin shared-test adapter. Against current production SAO C89, 45 auditory cases and 12 controls pass, as do 16 actual Body/ZAO transaction cases and 14 controls. The unchanged full tools/check.sh passes all sixteen borders with exit code zero and no skips; _scratch/a44/gate-production.json records the exact source inventory and transcript hash. Loaded-world presentation and behavioral acceptance remain separate.</w:t>
-      </w:r>
-    </w:p>
-    <w:p>
-      <w:r>
-        <w:t>Before that, 2026-09-26: A43 closes native facing and vocals, observer exclusion and living-person residency on neo/a43-native-facing. Form windups now use the installed faceThisObject(IsoObject) API. SAO's isolated C86 native run 08 exposed the missing method during a form windup; runs 09 and 10 completed after the fix. Border 16 checks Puker, Wrecker and Leaper windups in installed Kahlua, binds the method to the installed engine by reflection and rejects the original invalid-call control. Run 20 then exposed the absent body-level playVocals() method. Vocal cues now follow the installed emitter's playVocals(String) using getVoiceSoundName(). Border 16 reflects those signatures and rejects the original vocal call while preserving each production windup's cue.</w:t>
-      </w:r>
-    </w:p>
-    <w:p>
-      <w:r>
-        <w:t>The shared ZAO.Participants.player(index) lookup excludes the exact Boolean SAO_ObserverAnchor marker from turned targets, Weeper listeners, the inspector and the overlay. Ordinary players retain their existing path. The separate ZAO.Participants.residencyCenter() returns the infrastructure reference's raw coordinates. The Controller's processExternalPeople uses that center to materialize nearby and hibernate distant living Afflicted and Crossed without requiring a participating player or changing their state policies and ownership. Border 9 now executes the production Controller and Participants with an observer-marked reference. Both living states materialize near it and hibernate after the region moves away, while the participant lookup stays empty. The Controller now also honors SAO.Body.recover(rec) before driving or materializing a retained external body. Unresolved native unload keeps the ownership handle while execution waits. Border 9's residency-loss, native-unload, death and transfer controls all fail as required.</w:t>
-      </w:r>
-    </w:p>
-    <w:p>
-      <w:r>
-        <w:t>The batch record, chronology and machine-derived version are current. The earlier full sixteen-border gate is retained under _scratch/a43-final-gate/; the residency/unload extension passes all sixteen borders with no skips and exit code zero in gate-unload.log. The emitter repair passes the expanded Border 16; publication runs the combined full gate again. Native workbench run 19 verifies the real engine hook and separation of manual panning from region residency. Run 19 stopped and saved with zero player membership. At the recorded checkpoint, same-save attempt 2 resumed cleanly from game hour 2.659274 with the same 32 people and new observation sequence 4. Its final stop and the broader body-visibility repair in SAO remain pending. A43 publication covers the closed facing/vocal, participant-exclusion and residency scope; overall observer acceptance remains separate. Scenarios remain unreviewed until operator evaluation and explicit dataset ratification.</w:t>
-      </w:r>
-    </w:p>
-    <w:p>
-      <w:r>
-        <w:t>Before that, 2026-09-25: A42 on neo/a42-private-situation-producers continues Afflicted- and Crossed-authored matters through particular privately retained contacts under the same ZAO driver. The two providers remain different policies. Contact address arrival is not hearing; actual Communication reception, recipient-private appraisal and a returned answer are separate. Missing representation waits or defers, and loaded, dormant and headless execution use the same shared owner.</w:t>
-      </w:r>
-    </w:p>
-    <w:p>
-      <w:r>
-        <w:t>A42 also corrects the Crossed maintenance boundary. Crossed retain the human shell's ordinary caloric passage and can use ordinary food. Eligible ordinary-human provenance remains available under Crossed motives, but Afflicted provenance is rejected categorically at option formation, timed-action admission, validity, native completion and SourceUse consumption. Evolved dishes retain donor provenance; anonymous legacy human-origin food fails closed. Eating and intentional blood exposure remain separate. A42 does not modify or infer Afflicted food policy.</w:t>
-      </w:r>
-    </w:p>
-    <w:p>
-      <w:r>
-        <w:t>Focused material, maintenance and shared-driver controls pass in installed Kahlua, and the full gate covers the combined sister seams. This is mechanical headless evidence. Loaded-world speech, movement, food diversity, animation, save/reopen presentation, balance and long-horizon ecology remain unobserved.</w:t>
-      </w:r>
-    </w:p>
-    <w:p>
-      <w:r>
-        <w:t>Before that, 2026-09-25: A41 on neo/a41-dormant-life-policy-owner moves the living ZAO execution adapter out of the loaded Controller and into shared ZAO_ExecutionOwner. Loaded, dormant and headless coordination now obtain current activity, capability and generic pressure from the same ZAO owner. The retained human shell is resolved only when it is actually controlled; its absence stays an observation gap and adds no body, death, migration or conversion policy.</w:t>
-      </w:r>
-    </w:p>
-    <w:p>
-      <w:r>
-        <w:t>After actual proposal acquisition, the shared adapter dispatches to ZAO.Afflicted.appraiseMatter or ZAO.Crossed.appraiseMatter from the person's current state. The two lives therefore retain different motives, terms and response policy behind one ZAO.Driver executor. Condition, diet and predatory truth remain outside SAO's generic appraisal envelope. Updated Borders 11 and 15 retain six mutations each, and SAO C84's twenty-scene audit rejects missing registration and forged final ZAO attribution. This is mechanical headless evidence; loaded-world speech, movement, animation and save/reopen play remain unobserved.</w:t>
-      </w:r>
-    </w:p>
-    <w:p>
-      <w:r>
-        <w:t>Before that, 2026-09-25: A40 on neo/a40-distinct-life-coordination makes Afflicted and Crossed participants in durable shared matters through their common ZAO execution owner without making their lives similar. ZAO.Driver is only the bridge into SAO's one Organization/Communication process store; each state policy supplies its own reason to originate, current evidence and recipient appraisal.</w:t>
-      </w:r>
-    </w:p>
-    <w:p>
-      <w:r>
-        <w:t>Afflicted originate food or water provisioning from actual hunger, thirst or an evidenced settlement necessity. Fatigue, injury and the state label cannot manufacture caloric pressure. The matter is revised when the needed category or recipients change and withdrawn when necessity resolves. Crossed instead originate bounded rendezvous/holding with currently evidenced associates at retained home, held ground or a present opportunity. Current work, capability, pressure, relationships, initiative and discipline can produce accept, qualify, counter-propose, decline, defer, contest, withdraw or no answer independently.</w:t>
-      </w:r>
-    </w:p>
-    <w:p>
-      <w:r>
-        <w:t>Actual communication is required in both directions. Accepted provisioning uses the sister's native SourceUse, carrying, Locomotion and Handover owners; accepted rendezvous completes only from the exact promised arrival activity. Missing body or execution-owner evidence defers. Conversion preserves the same process and proposal revision, but current-state dispatch can revise an earlier Afflicted answer under Crossed policy. Border 15 executes these paths and six source mutations together with the sister's Border 194. This is headless mechanical evidence. Loaded-world speech, routing, animation, save/reopen play and long-horizon population behavior remain unobserved.</w:t>
-      </w:r>
-    </w:p>
-    <w:p>
-      <w:r>
-        <w:t>Before that, 2026-09-24: A39 on neo/a39-shared-person-drivers makes the execution boundary match the pathogen boundary. ZAO now owns behavioral execution for both Afflicted and Crossed through ZAO.Driver; their state selects distinct policy rather than a second controller. Authorized Afflicted return hands the living shell directly to ZAO. Afflicted-to-Crossed conversion keeps the same driver token across loaded and dormant representation, save/reload and later death.</w:t>
-      </w:r>
-    </w:p>
-    <w:p>
-      <w:r>
-        <w:t>The shared owner arbitrates current options and performs durable locomotion through existing native SAO services. Afflicted policy fears observed Crossed, gathers with actual Afflicted peers and travels to evidenced ground. Afflicted require water, prefer meat/protein, can use penalized non-dairy alternatives and may individually choose human-origin food with donor-conditioned exposure protection. Crossed policy admits human wound care, drinking, rest and ordinary food through ordinary human caloric passage alongside predation, intentional exposure, driving and holding. A settlement requires state-specific holding acts by distinct people across days; mere proximity and repeat scans cannot form one.</w:t>
-      </w:r>
-    </w:p>
-    <w:p>
-      <w:r>
-        <w:t>Crossed material action is now concrete. Ordinary food sustains the retained human physiology; human-origin food receives a separate preference because it can combine sustenance with altered motives. Timed butchery yields human flesh once from an eligible ordinary human corpse; Afflicted sources are categorically rejected. Items and evolved dishes—including stew—remain eligible only while their native ingredient provenance contains that flesh. Crossed, mutant, zombie and animal bodies are refused. A separately selected timed blood action stamps the exact equipped melee or projectile weapon with finite uses. It is not automatically run before every attack. A later native hit resolves after a wound exists; ordinary living targets take the engine infection path, Afflicted enter the separate ZAO exposure receipt, and other ZAO states are refused. Crossed target options come only from the actor's fresh private observations and can prefer a non-nearest person based on present evidence; routine planning is not modeled as a rare subtype. Crossed predatory pressure is separate from hunger and changes only through evidenced fear, native pain, completed yield/control or exact consumption/desecration; death supplies none. Personal food acquisition reuses SAO SourceUse, and dormant restoration advances only ZAO-owned physiology. Borders 10 and 12-14 execute these paths and their source mutations. Gameplay presentation and long-horizon population behavior remain unobserved.</w:t>
-      </w:r>
-    </w:p>
-    <w:p>
-      <w:r>
-        <w:t>Before that, 2026-09-24: A38 on neo/a38-crossed-coordination-ownership bound a ZAO-owned Crossed person's retained living human shell into SAO's enacted communication and work runtime. The registered execution owner derives current capability from ZAO.Mind, reports the actual body owner and executor, and carries current activity so a threat or driving can compete with coordination. Accepted work may own the tick; otherwise normal Crossed deliberation proceeds.</w:t>
-      </w:r>
-    </w:p>
-    <w:p>
-      <w:r>
-        <w:t>The old controller scan no longer treats an identity-bearing IsoZombie as a second Crossed representation. Both sister-owned and derived persisted Crossed ids are rejected before body claim, pathogen advancement, settlement, persistence, mind construction or decision dispatch. This is an admission repair only: no mortality, revival or migration rule was added. Border 11 executes the valid shell, incapable shell, threat, ordinary fallback and both rejected representations with six source controls. The full gate is the close condition. The batch is undeployed and loaded-world behavior remains unobserved.</w:t>
-      </w:r>
-    </w:p>
-    <w:p>
-      <w:r>
-        <w:t>The cross-module state producer now preserves SAO's exact version 3 namespace: run, county, person, event and hour. It refuses malformed or duplicate full namespaces and publishes atomically. A controlled 13-row C79 capture retained all 13 identities through this projection and Speakeasy compilation; this is headless evidence, not a loaded-world or training-admission receipt.</w:t>
-      </w:r>
-    </w:p>
-    <w:p>
-      <w:r>
-        <w:t>Before that, 2026-09-19: A37 on neo/a37-health-and-dormant-physiology supports the sister's R5/C56 closure. Normal Crossed state reaches its decision pass. An Afflicted target enters a distinct approach/contact blood action that clears ordinary attack targeting; only its completed durable token can authorize the existing Crossed-odds times Afflicted-susceptibility roll. There is no spontaneous Afflicted conversion.</w:t>
-      </w:r>
-    </w:p>
-    <w:p>
-      <w:r>
-        <w:t>On success ZAO takes the same living human shell, supported snapshot and possessions from SAO. Busy transfer retries, reload may claim the checkpointed dormant envelope, and death hands the corpse through SAO's existing death and social funnel before it can be driven again. The exposure result and body transfer have separate journals so neither repeats the pathogen roll.</w:t>
-      </w:r>
-    </w:p>
-    <w:p>
-      <w:r>
-        <w:t>ZAO also owns the durable brain-health history when installed. SAO supplies current physical observations, interval integration, graphs and behavioral effects. Exact pathogen event hours survive the seam.</w:t>
-      </w:r>
-    </w:p>
-    <w:p>
-      <w:r>
-        <w:t>The return seam now survives interruption between the engine's separate native and global save surfaces. A narrow write-ahead generation journal captures only identities that entered the Afflicted-return protocol. It is checksummed, forced and atomically replaced after Lua OnSave and before native body persistence. Replay runs after global data loads and before native reanimated players load, then reconciles the exact source receipt or tombstone by person, event, incarnation and token. Existing unmarked saves remain readable.</w:t>
-      </w:r>
-    </w:p>
-    <w:p>
-      <w:r>
-        <w:t>Borders 5, 9 and 10 verify exact pathogen time, external living/dormant/dead ownership, approach, contact, interruption, exposure without feeding, exact-once results and live-action authorization. The sister's Borders 162-163 and 171-175 cover the other side of the transfer, native snapshots and health/physiology. The ten-border gate passes; installed-VM probes also pass when invoked directly from the Windows environment. A37 was the closed tip and remains undeployed; loaded-world play acceptance remains open.</w:t>
-      </w:r>
-    </w:p>
-    <w:p>
-      <w:r>
-        <w:t>F-019 closes the exposure and ownership part of A32's corrected claim. The Crossed pass is reachable for this action, proximity cannot roll conversion, the Afflicted exposure path does not itself feed and terminal success moves the same human shell to one ZAO controller. The canonical retained combat, weapon, tool and general action vocabulary remains sister R7-R9 work, with grounded dormant opportunity in R10. A37 does not claim that larger system.</w:t>
-      </w:r>
-    </w:p>
-    <w:p>
-      <w:r>
-        <w:t>As of 2026-09-19, [A37] close - intentional exposure and Crossed ownership. A completed, interruptible blood action is the sole Afflicted conversion producer. Its exact-once pathogen receipt and separate transfer journal preserve one person and one controller through busy state, reload, dormancy and death. The complete ten-border gate and paired sister probes pass with named source controls. These are controlled engine/VM receipts, not a loaded-world play observation.</w:t>
-      </w:r>
-    </w:p>
-    <w:p>
-      <w:r>
-        <w:t>Before that, 2026-09-19, [A36] close - durable/runtime reconstruction. Runtime controllers, courses, settlement groups and Java registries are rebuilt from durable state without retaining a prior world. The return source is bound to the same save generation as the participating SAO and ZAO records before the engine writes its native body surface. Replay precedes native body load and reconciles every mixed-generation pairing. The eight-border gate passes with mutation controls. These are controlled engine/VM receipts, not a loaded-world play observation.</w:t>
-      </w:r>
-    </w:p>
-    <w:p>
-      <w:r>
-        <w:t>Before that, 2026-09-19, [A35] close - authorized Afflicted return. The exact turned source remains ZAO-owned until SAO has prepared and restored the one living destination. Native holding, removal acknowledgment, reload and offscreen recovery are durable. Return health reaches critical viability while preserving actual injuries and the next native BodyDamage update remains alive. The complete seven-border gate passes. F-017 corrects A32's unreachable and incomplete Crossed-execution claim; A35 does not claim that larger system.</w:t>
-      </w:r>
-    </w:p>
-    <w:p>
-      <w:r>
-        <w:t>Before that, 2026-09-18, [A34] close - pathogen VM compatibility. The recovery audit reproduced the missing global next in the installed Build 42.20 Kahlua VM. Pathogen begin now tests table entries with pairs. Pathogen transitions also settle accrued prior-state time and prevent same-day growth from being charged twice. Border 5 runs the actual modules and rejects the original missing-function and broken-clock controls. The controller keeps clock fields through its projected-state write; missed days replay every daily step; later SAO events preserve terminal crossed. The full gate passes with all five borders, the installed game and JDK, and no skips. In-game body behavior remains unobserved.</w:t>
-      </w:r>
-    </w:p>
-    <w:p>
-      <w:r>
-        <w:t>Before that, 2026-09-13, [A33] close - the corpse is laid down. The sister's [C116] built her half of the afflicted return (a person whose pathogen state says afflicted is minted back where their risen corpse stands, through her own materialize), and her record named this side's half as owed: ZAO owns the turned body, and until this batch the risen corpse stayed driven and stamped while its person stood in the county beside it - two bodies for one person, both records honest about the doubling. The controller's scan now lays the corpse down when the facts say to: a body whose state says afflicted and whose person her registry holds again (SAO.Body.get, the minted returnee) is released - removal, never a kill, the sister's own despawn pair (F-008), her law "never removeFromWorld a corpse" holding on her side while this, the turned body this repo owns, goes only because its person stands in the county as themselves. The claim is forgotten with the body; the county's ground-dead are never touched (the gate is her registry and they hold no entry in it); a reverted body whose person has not been re-adopted stays exactly as it was. No dial gates the release, by the same law her adoption is ungated: the pathogen's own fact, and the county does not vote on it. Version 0.3.1.0-pre-alpha (kohai - the integration completing her minor's capability boundary). Both wait on play receipts with everything else runtime.</w:t>
-      </w:r>
-    </w:p>
-    <w:p>
-      <w:r>
-        <w:t>Before that, [A32] close - the crossed are executed. The operator ruled the biggest oversight in the runtime was the crossed's consciousness, and the totality sweeps verified the gap: the four-pillar mind was built ([A19]) and nothing consumed it beyond gating stamps. ZAO_Crossed.lua is the consumer - the deliberate half of a crossed body's life from the mind's own pillars, with the strips ([MUTATION.md], [A11]/[A12]) as omissions, never gates: the dead are gathered as a tool on the engine's own world-sound channel (WorldSoundManager.addSound, the new ZAOBridge.noise verb), kin share a hunt and drift together, the person's home is held ground (crossed lingering now takes the same settlement roll the turned take), and the sister's driving map is called as [A13] named it - driveBegin with the verdict honored, NOT_A_SHELL meaning the body walks until her half of the seam widens the map. Toughness, the one enumerated attribute the sweeps found without a consumer, is consumed; record.verbs, the seam's empty content, is named as the sister's stamp to make. The two halves owed across the seam: the map's widening and the verbs stamp - both recorded in both repos' records; both wait on play receipts with everything else runtime.</w:t>
-      </w:r>
-    </w:p>
-    <w:p>
-      <w:r>
-        <w:t>Before that, [A31] close - a rebuild of the same source is the same jar. The readiness sweep (Speakeasy RECORD.md 46) ran the gate at the tip and found the gate's own build step dirtying the tree it was checking: jar.exe stamps entries with the current time, so every gate run - the pre-commit hook included - left a meaning-free jar diff in the working tree. The stamp is now held to a declared constant, the county's calendar anchor 1993-07-09T00:00:00Z (July 9 1993, the day the Knox Event schedule starts, named on the sister's ratified sandbox surface), and two independent builds from clean state produce byte-identical jars (md5 50540a3b...). Entry-level comparison against the pre-fix jar: 32 entries, no additions, no removals, no content differences - metadata only, shipped behavior unchanged. The jar was rebuilt under the stamp, the gate is clean, and the tree stays clean after the gate's own rebuild. Deployed and md5-verified repo-tree-to-install. The sister's build carries the same latent non-determinism but her gate never builds, so nothing of hers produces this defect; named in the sweep record, not fixed here.</w:t>
-      </w:r>
-    </w:p>
-    <w:p>
-      <w:r>
-        <w:t>Before that, [A30] - the Sandbox prefix is the engine's lookup, never the title. The operator clarified that ZAO's sandbox configuration does not need "sandbox" literally prefixed in its title; the engine's own bytecode (disassembled from the installed jar) answers that the Sandbox_ prefix on Sandbox.json's KEYS is applied by the engine at read time - getTranslatedName() is getText("Sandbox_" .. translation), getTooltip() is getTextOrNull("Sandbox_" .. translation .. "_tooltip"), and ServerSettingsScreen.lua names a custom page by getText("Sandbox_" .. page.name) - so the prefix never displays. The player reads "~ Zombie Awareness" as the page title and each dial's own name and tooltip; [A29]'s Sandbox.json is the live mechanism, now verified rather than assumed. The seven pre-A29 names in UI_EN.txt are inert fallback-path entries, named as such in the record. No code changed.</w:t>
-      </w:r>
-    </w:p>
-    <w:p>
-      <w:r>
-        <w:t>Before that, [A29] - the runtime passes its own dials. Every dial DR-019 reserved is declared in the sandbox and defaulted to the operator's numbers. Identity decay is episodic on both sides - the steady per-tick decay is gone from Lua and Java alike. Recovery is read from the sister's record and moves only an infected body back to afflicted. Settlements form from where turned bodies actually linger, and necessity is reckoned from what the members need. The county's own dead carry derived pathogen records (DR-011). Each form performs its signature act in ZAO_Behaviors.lua on public engine APIs, performance-scaled. The crossed prefer the afflicted and ignore the dead unless the dial says otherwise. The bridge carries the configured dials and one shared course per person, fed by the pathogen's event boundary. The per-outcome player-side answers (DR-012) are stated in the batch record. The gate, build, deploy, and test are deferred to the end pass by the operator's standing order.</w:t>
-      </w:r>
-    </w:p>
-    <w:p>
-      <w:r>
-        <w:t>Before that, the pathogen state is event-driven. Infection, death, and turn create it; daily advancement grows forms and attributes, decays human capability, and can revert a mutant to afflicted. Mutation knowledge is no longer derived from a hash.</w:t>
-      </w:r>
-    </w:p>
-    <w:p>
-      <w:r>
-        <w:t>As of 2026-09-11, [A28] close - the Java bridge is built. ZAO.jar owns the per-body actuators, applies each form's speed, strength, cognition, memory, sight, and hearing, and drives the body through the engine's own target and path methods.</w:t>
-      </w:r>
-    </w:p>
-    <w:p>
-      <w:r>
-        <w:t>Before that, [A27] - the controller check is corrected. ZAO_Controller.lua reads the actual instanceof result and only drives IsoZombie objects.</w:t>
-      </w:r>
-    </w:p>
-    <w:p>
-      <w:r>
-        <w:t>Before that, [A26] - the defaults are chosen. Forms are on, the mutation odds are 10%, the runtime controller is on, the world-space overlay is on, and the state panel is bound to O.</w:t>
-      </w:r>
-    </w:p>
-    <w:p>
-      <w:r>
-        <w:t>Before that, [A25] - the claim surface is published. Other mods can ask ZAO.owns, ZAO.formOf, and ZAO.performanceOf without reaching into private state.</w:t>
-      </w:r>
-    </w:p>
-    <w:p>
-      <w:r>
-        <w:t>Before that, [A24] - the mod id is chosen. The stable id is ZombieAwareness, and the clean loadout name is Zombie Awareness Overhaul.</w:t>
-      </w:r>
-    </w:p>
-    <w:p>
-      <w:r>
-        <w:t>Before that, [A23] - the turned body is driven. ZAO_Controller.lua claims every zombie that carries SAOPersonId, writes the ZAO ownership mark into its modData, and drives the body according to its form. Puker holds range, Skitter flanks, and the remaining forms close on the target.</w:t>
-      </w:r>
-    </w:p>
-    <w:p>
-      <w:r>
-        <w:t>Before that, [A22] - the form overlay. ZAO_Overlay.lua draws the current form and its normalized performance above every nearby body that carries one, and the form roll is gated on infection, death, or turn.</w:t>
-      </w:r>
-    </w:p>
-    <w:p>
-      <w:r>
-        <w:t>Before that, [A21] - the development loadout. The temporary mod id is ZombieAwarenessDev, O opens the ZAO state panel, and tools/deploy.sh installs the development build to the game's mods directory.</w:t>
-      </w:r>
-    </w:p>
-    <w:p>
-      <w:r>
-        <w:t>Before that, [A20] - the form registry and the pathogen roll. The six source-port forms are Puker, Husk, Skitter, Wrecker, Leaper, and Weeper. The pathogen owns the roll, a turned body has a 10 percent chance of taking one of the six forms, and performance is a normalized state value between 0 and 1.</w:t>
-      </w:r>
-    </w:p>
-    <w:p>
-      <w:r>
-        <w:t>Before that, [A19] - the state surface. ZAO_State.lua is the runtime state surface, and tools/state_dump.py emits the same mapping from SAO rows. A body with no assigned form is in the none form, its performance is zero, and its decay state follows the facts SAO already records.</w:t>
-      </w:r>
-    </w:p>
-    <w:p>
-      <w:r>
-        <w:t>Before that, [A18] - the ZAO state producer. tools/state_dump.py emits one ZAO pathogen-state row per SAO decision moment, now keyed by the complete v3 run/county/person/event/hour namespace. The state carries the pathogen facts SAO already records, and the ZAO-specific mutation fields stay null until ZAO has a real state surface to read them from.</w:t>
-      </w:r>
-    </w:p>
-    <w:p>
-      <w:r>
-        <w:t>Before that, [A17] - the pathogen and the branching graph are integrated. The operator answered six integration questions, and the batch records the rulings: the pathogen owns the mutation roll and the roll for form performance, crossed is terminal and does not organize around forms, retained form traits are state rather than new branches, forms and attribute mutations stack, and forms enter Perception as visible facts. The mutation system is now joined to the living branching graph without a second planner.</w:t>
-      </w:r>
-    </w:p>
-    <w:p>
-      <w:r>
-        <w:t>Before that, [A16] - the operator's mutation rulings are recorded. The operator answered seven questions on the mutation system on 2026-09-11, and this batch carries the rulings into the living records. The mutants mod's forms enter through a source port, with attributes and forms distinct but linked, and a mutant-form body can come back as one of the afflicted (DR-017). The gradient's contents are enumerated from what can be made possible (DR-018). The dial numbers extrapolate from numbers the operator has already suggested (DR-019). Afflicted memory is fractured at the turn and the return, and further loss is not universal (DR-020). Necessity holds an afflicted settlement (DR-021). The rarity fork is split into its two concerns, and the strain-names fork is answered in substance by the forms. The assistant's remaining six questions were withdrawn by the caller after the operator ruled that they carried ungrounded presuppositions; the seven answers stand. Records only, no mod code, so patch.</w:t>
-      </w:r>
-    </w:p>
-    <w:p>
-      <w:r>
-        <w:t>Before that, [A15] - the remaining gate claims are removed. [A14] took the blocking rule out of the living records and left three sentences behind. The README still said no mod code exists because the gate order asks for it. The engine contract's header still said live receipts close G0, which closed at [A6] on structural evidence. This file's retelling of [A6] still carried the same no-code claim. All three now state facts: no mod code exists yet, and ENGINE_CONTRACT.md section 10 lists what remains unverified. The sister's standing table carried the same claim in its ZAO row and moves in the same turn in the sister's repository. Records only, no mod code, so patch.</w:t>
-      </w:r>
-    </w:p>
-    <w:p>
-      <w:r>
-        <w:t>Before that, [A14] - the invented gate is removed. A rule in this repository said ZAO's mechanics stay closed until one watched turn exists. That rule was written by an assistant at [A3], carried into DR-013's consequences and ENGINE_CONTRACT.md §10.1, and presented as the operator's. The operator ruled on 2026-09-11 that they never made it and that it blocks itself: ZAO has no game code, so a watched turn inside ZAO cannot happen yet, and work that waits for it can never start. The rule is gone from the living records. The watched turn is still wanted evidence for the identity handoff, and it arrives when the operator plays. Records only, no mod code, so patch.</w:t>
-      </w:r>
-    </w:p>
-    <w:p>
-      <w:r>
-        <w:t>Before that, [A13] - the seam carries the driving map. The sister's [C82] landed and this repository's canonical clause on the seam went stale in the same turn: MUTATION.md said the sister has not mapped driving yet, and the map now exists. What the sister's map holds, at their F-067: every identity gate along the driving path exists to exclude the blocked local player and none requires one, so the doorway - seat 0, the public control fields standing as written, an engine start bounded by the same keys, hotwire, sandbox and condition rules a player faces - is surface-mapped, and no shipped code exercises it, so the live receipt stays owed. The canonical paragraph now says what the crossed need from driving rides in the record as named consumers of that map, while explosives and loudspeakers remain unmapped, so the seam still runs two ways in time for them, and neither side invents its half alone.</w:t>
-      </w:r>
-    </w:p>
-    <w:p>
-      <w:r>
-        <w:t>Before that, [A12] - the second seam defined. [A11] opened it; the operator has ruled on its shape. The ruling principle is their own frame: three repositories, one project, and each machinery runs what it owns.</w:t>
-      </w:r>
-    </w:p>
-    <w:p>
-      <w:r>
-        <w:t>That batch assigned Afflicted execution to SAO because the person remained in the county's living social machinery. DR-030 supersedes that execution assignment: ZAO now executes both Afflicted and Crossed through one driver, while SAO supplies the county services and never a second planner. ZAO also owns the pathogen state on an Afflicted body - susceptibility to Crossed, passive infection and identity-decay dials. The crossed's vocabulary is a bidirectional goal: read the sister's action machinery stripped of what humanity gave it, and what the Crossed need from a native verb feeds through its established owner; examples do not define the vocabulary. How the crossed hold ground is variable, and the variability is the design: they still enjoy things and have leisure, differently; some groups settle and some stay nomadic, and which one happens is what their drives did, never a placement.</w:t>
-      </w:r>
-    </w:p>
-    <w:p>
-      <w:r>
-        <w:t>Before that, [A11] - the mutation system defined. ROADMAP.md had said *draft owed* against the mutation-axes fork since [A2]. MUTATION.md answers it, and it is a definition rather than a draft: the operator defined the system directly and the document records what they said.</w:t>
-      </w:r>
-    </w:p>
-    <w:p>
-      <w:r>
-        <w:t>Infection is a repeated event; surviving enough produces resistance and then immunity. Every infection rolls the same odds across a gradient holding both capability mutations and attribute mutations, with crossed rarer and carrying its own number, plus a rare per-infection variable that makes a body sicker faster and takes it PAST death. The two ends are opposite in how much of a person is left, and appearance is independent of it: Crossed retains the person's human shell, identity and cognition within its established constraints; afflicted looks like a monster and is a person again, cannot become one of the dead, and is likelier than anyone to become crossed. Houses decide about their own and can split over it. The crossed organise, act with a person's vocabulary, use the dead rather than fighting them, and work on the afflicted through fear - which needs no new machinery, because moodles already feed susceptibility in the infection model this project absorbed.</w:t>
-      </w:r>
-    </w:p>
-    <w:p>
-      <w:r>
-        <w:t>ZAO owns both, and that opens a second seam: PROJECTS.md lists one crossing between the projects and there is now another running the other way, a person becoming this project's while staying inside the sister's county. The crossed also need the sister's action machinery stripped of what humanity gave it, which is a larger claim on the sister than anything here has needed and is not designed yet.</w:t>
-      </w:r>
-    </w:p>
-    <w:p>
-      <w:r>
-        <w:t>Three attempts failed before the definition landed, and the batch record keeps them: a menu put to the operator before a system existed to choose within; unilateral authorship after the menu was refused; and a local terminology fix after the authorship was refused. The posture the operator named is to take what they set, carry it far enough that they can see it was understood, and surface the decisions that fall out of their frame.</w:t>
-      </w:r>
-    </w:p>
-    <w:p>
-      <w:r>
-        <w:t>Before that, [A10] - the actuators are Java-side. ENGINE_CONTRACT.md §9 listed one fact as unchecked and named what it decides, and it was answerable with javap. IsoZombie declares the six per-body fields F-005 found; only speedType has an accessor, none of the six has a setter, nothing above declares the missing five, and Kahlua's exposer publishes methods. So any projection from this project's axes onto those actuators is Java-side - the only reachable path rather than a preference - and the runtime already loading Java for the sister is ZombieBuddy, MIT.</w:t>
-      </w:r>
-    </w:p>
-    <w:p>
-      <w:r>
-        <w:t>F-014 says which half of that carries it. The exposer having no field-exposing entry point is an absence, and absences asserted from narrow searches went wrong five times in one session; the finding rests on the positive test instead. It settles nothing about the axes themselves, which stay the operator's in the fork ledger.</w:t>
-      </w:r>
-    </w:p>
-    <w:p>
-      <w:r>
-        <w:t>Before that, [A9] - the integration posture, and attribution per source. This repository had read five other mods for evidence and had no CREDITS.md; it has one now, and two rulings that were being applied without being written down are DR-014 and DR-015.</w:t>
-      </w:r>
-    </w:p>
-    <w:p>
-      <w:r>
-        <w:t>DR-014: this project is the ontology other mods become coherent inside. Every good narrow answer on the Workshop ships its own small world-model, so four of them in one load order make four ontologies in one county. A taxonomy is the cheapest part of a mod and an implementation is the most expensive; names and categories are dropped freely, working code is the thing worth having, and what decides which body has a capability is always this project's own account of who that person was. DR-015 is the same rule at its sharpest case: a hostile is an outcome, and a mod that manufactures hostiles is a compatibility target.</w:t>
-      </w:r>
-    </w:p>
-    <w:p>
-      <w:r>
-        <w:t>CREDITS.md also corrected a false dichotomy in its own first draft. Each source states something different, and two of the six are MIT - which was not known when [A6] and [A7] were written.</w:t>
-      </w:r>
-    </w:p>
+    <w:p/>
     <w:p>
       <w:pPr>
         <w:pStyle w:val="Heading1"/>
       </w:pPr>
       <w:r>
+        <w:t>Session state</w:t>
+      </w:r>
+    </w:p>
+    <w:p/>
+    <w:p>
+      <w:r>
+        <w:t>**Current implementation, 2026-09-28:** A45 admits the installed Build 42.21</w:t>
+      </w:r>
+    </w:p>
+    <w:p>
+      <w:r>
+        <w:t>runtime in both ZAO mod descriptors. The full living-world study cohort had</w:t>
+      </w:r>
+    </w:p>
+    <w:p>
+      <w:r>
+        <w:t>requested `ZombieAwareness` but the engine omitted it from the saved load order</w:t>
+      </w:r>
+    </w:p>
+    <w:p>
+      <w:r>
+        <w:t>because `versionMax` stopped at 42.20. The descriptor now spans 42.20 through</w:t>
+      </w:r>
+    </w:p>
+    <w:p>
+      <w:r>
+        <w:t>42.21.</w:t>
+      </w:r>
+    </w:p>
+    <w:p/>
+    <w:p>
+      <w:r>
+        <w:t>That omission had also concealed an engine seam change. Build 42.21 removes</w:t>
+      </w:r>
+    </w:p>
+    <w:p>
+      <w:r>
+        <w:t>`beginSaveRealZombies()` and packs live bodies through `packRealZombies(List)`.</w:t>
+      </w:r>
+    </w:p>
+    <w:p>
+      <w:r>
+        <w:t>The return-source weave now accepts the established 42.20 selector topology or</w:t>
+      </w:r>
+    </w:p>
+    <w:p>
+      <w:r>
+        <w:t>the installed 42.21 topology, checkpoints before either save path, and supplies</w:t>
+      </w:r>
+    </w:p>
+    <w:p>
+      <w:r>
+        <w:t>the 42.21 packer a copied list excluding held return sources. The native probe</w:t>
+      </w:r>
+    </w:p>
+    <w:p>
+      <w:r>
+        <w:t>executes the installed packer and its named defect controls. ZAO behavior,</w:t>
+      </w:r>
+    </w:p>
+    <w:p>
+      <w:r>
+        <w:t>person state and planning are unchanged. The complete sixteen-border gate</w:t>
+      </w:r>
+    </w:p>
+    <w:p>
+      <w:r>
+        <w:t>passes. A full Build 42.21 living-world cohort retained `ZombieAwareness` in</w:t>
+      </w:r>
+    </w:p>
+    <w:p>
+      <w:r>
+        <w:t>the saved mod list, completed with exit code zero and produced no scanned ZAO</w:t>
+      </w:r>
+    </w:p>
+    <w:p>
+      <w:r>
+        <w:t>runtime error; SAO C98 retains the content-hashed loaded receipt.</w:t>
+      </w:r>
+    </w:p>
+    <w:p/>
+    <w:p>
+      <w:r>
+        <w:t>**Current implementation, 2026-09-27:** A44 closes the frozen Driver,</w:t>
+      </w:r>
+    </w:p>
+    <w:p>
+      <w:r>
+        <w:t>Maintenance and ExecutionOwner inputs paired with SAO C89. Living Afflicted</w:t>
+      </w:r>
+    </w:p>
+    <w:p>
+      <w:r>
+        <w:t>and Crossed admit auditory orientation through their sole ZAO driver after</w:t>
+      </w:r>
+    </w:p>
+    <w:p>
+      <w:r>
+        <w:t>existing work arbitration. Active routes permit a head glance; idle unclaimed</w:t>
+      </w:r>
+    </w:p>
+    <w:p>
+      <w:r>
+        <w:t>execution may request a body pivot. Shared native cue, gaze and Neuro owners</w:t>
+      </w:r>
+    </w:p>
+    <w:p>
+      <w:r>
+        <w:t>retain their authority, and hearing never identifies an actor by itself.</w:t>
+      </w:r>
+    </w:p>
+    <w:p/>
+    <w:p>
+      <w:r>
+        <w:t>Elapsed restoration now has a ZAO-owned maintenance transaction. The exact</w:t>
+      </w:r>
+    </w:p>
+    <w:p>
+      <w:r>
+        <w:t>person, human shell and owner token admit a bounded field snapshot; failure</w:t>
+      </w:r>
+    </w:p>
+    <w:p>
+      <w:r>
+        <w:t>restores that owner state once. SAO owns native pharmacology and body lifecycle,</w:t>
+      </w:r>
+    </w:p>
+    <w:p>
+      <w:r>
+        <w:t>while the existing ZAO owner continues state-specific elapsed physiology.</w:t>
+      </w:r>
+    </w:p>
+    <w:p/>
+    <w:p>
+      <w:r>
+        <w:t>Border 12 retains its original eleven controls and invokes a thin shared-test</w:t>
+      </w:r>
+    </w:p>
+    <w:p>
+      <w:r>
+        <w:t>adapter. Against current production SAO C89, 45 auditory cases and 12 controls</w:t>
+      </w:r>
+    </w:p>
+    <w:p>
+      <w:r>
+        <w:t>pass, as do 16 actual Body/ZAO transaction cases and 14 controls. The unchanged</w:t>
+      </w:r>
+    </w:p>
+    <w:p>
+      <w:r>
+        <w:t>full `tools/check.sh` passes all sixteen borders with exit code zero and no</w:t>
+      </w:r>
+    </w:p>
+    <w:p>
+      <w:r>
+        <w:t>skips; `_scratch/a44/gate-production.json` records the exact source inventory</w:t>
+      </w:r>
+    </w:p>
+    <w:p>
+      <w:r>
+        <w:t>and transcript hash.</w:t>
+      </w:r>
+    </w:p>
+    <w:p/>
+    <w:p>
+      <w:r>
+        <w:t>**Before that, 2026-09-26:** A43 closes native facing and vocals, observer</w:t>
+      </w:r>
+    </w:p>
+    <w:p>
+      <w:r>
+        <w:t>exclusion and living-person residency on `neo/a43-native-facing`. Form windups</w:t>
+      </w:r>
+    </w:p>
+    <w:p>
+      <w:r>
+        <w:t>now use the installed `faceThisObject(IsoObject)` API. SAO's isolated C86 native</w:t>
+      </w:r>
+    </w:p>
+    <w:p>
+      <w:r>
+        <w:t>run 08 exposed the missing method during a form windup; runs 09 and 10 completed</w:t>
+      </w:r>
+    </w:p>
+    <w:p>
+      <w:r>
+        <w:t>after the fix.</w:t>
+      </w:r>
+    </w:p>
+    <w:p>
+      <w:r>
+        <w:t>Border 16 checks Puker, Wrecker and Leaper windups in installed Kahlua, binds</w:t>
+      </w:r>
+    </w:p>
+    <w:p>
+      <w:r>
+        <w:t>the method to the installed engine by reflection and rejects the original</w:t>
+      </w:r>
+    </w:p>
+    <w:p>
+      <w:r>
+        <w:t>invalid-call control. Run 20 then exposed the absent body-level `playVocals()`</w:t>
+      </w:r>
+    </w:p>
+    <w:p>
+      <w:r>
+        <w:t>method. Vocal cues now follow the installed emitter's `playVocals(String)`</w:t>
+      </w:r>
+    </w:p>
+    <w:p>
+      <w:r>
+        <w:t>using `getVoiceSoundName()`. Border 16 reflects those signatures and rejects</w:t>
+      </w:r>
+    </w:p>
+    <w:p>
+      <w:r>
+        <w:t>the original vocal call while preserving each production windup's cue.</w:t>
+      </w:r>
+    </w:p>
+    <w:p/>
+    <w:p>
+      <w:r>
+        <w:t>The shared `ZAO.Participants.player(index)` lookup excludes the exact Boolean</w:t>
+      </w:r>
+    </w:p>
+    <w:p>
+      <w:r>
+        <w:t>`SAO_ObserverAnchor` marker from turned targets, Weeper listeners, the inspector</w:t>
+      </w:r>
+    </w:p>
+    <w:p>
+      <w:r>
+        <w:t>and the overlay. Ordinary players retain their existing path. The separate</w:t>
+      </w:r>
+    </w:p>
+    <w:p>
+      <w:r>
+        <w:t>`ZAO.Participants.residencyCenter()` returns the infrastructure reference's raw</w:t>
+      </w:r>
+    </w:p>
+    <w:p>
+      <w:r>
+        <w:t>coordinates. The Controller's `processExternalPeople` uses that center to</w:t>
+      </w:r>
+    </w:p>
+    <w:p>
+      <w:r>
+        <w:t>materialize nearby and hibernate distant living Afflicted and Crossed without</w:t>
+      </w:r>
+    </w:p>
+    <w:p>
+      <w:r>
+        <w:t>requiring a participating player or changing their state policies and ownership.</w:t>
+      </w:r>
+    </w:p>
+    <w:p>
+      <w:r>
+        <w:t>Border 9 now executes the production Controller and Participants with an</w:t>
+      </w:r>
+    </w:p>
+    <w:p>
+      <w:r>
+        <w:t>observer-marked reference. Both living states materialize near it and hibernate</w:t>
+      </w:r>
+    </w:p>
+    <w:p>
+      <w:r>
+        <w:t>after the region moves away, while the participant lookup stays empty.</w:t>
+      </w:r>
+    </w:p>
+    <w:p>
+      <w:r>
+        <w:t>The Controller now also honors `SAO.Body.recover(rec)` before driving or</w:t>
+      </w:r>
+    </w:p>
+    <w:p>
+      <w:r>
+        <w:t>materializing a retained external body. Unresolved native unload keeps the</w:t>
+      </w:r>
+    </w:p>
+    <w:p>
+      <w:r>
+        <w:t>ownership handle while execution waits. Border 9's residency-loss, native-unload,</w:t>
+      </w:r>
+    </w:p>
+    <w:p>
+      <w:r>
+        <w:t>death and transfer controls all fail as required.</w:t>
+      </w:r>
+    </w:p>
+    <w:p/>
+    <w:p>
+      <w:r>
+        <w:t>The batch record, chronology and machine-derived version are current. The</w:t>
+      </w:r>
+    </w:p>
+    <w:p>
+      <w:r>
+        <w:t>earlier full sixteen-border gate is retained under `_scratch/a43-final-gate/`;</w:t>
+      </w:r>
+    </w:p>
+    <w:p>
+      <w:r>
+        <w:t>the residency/unload extension passes all sixteen borders with no skips and</w:t>
+      </w:r>
+    </w:p>
+    <w:p>
+      <w:r>
+        <w:t>exit code zero in `gate-unload.log`. The emitter repair passes the expanded</w:t>
+      </w:r>
+    </w:p>
+    <w:p>
+      <w:r>
+        <w:t>Border 16; publication runs the combined full gate again. Native workbench run 19</w:t>
+      </w:r>
+    </w:p>
+    <w:p>
+      <w:r>
+        <w:t>verifies the real engine hook and separation of manual panning from region residency.</w:t>
+      </w:r>
+    </w:p>
+    <w:p>
+      <w:r>
+        <w:t>Run 19 stopped and saved with zero player membership. At the recorded checkpoint,</w:t>
+      </w:r>
+    </w:p>
+    <w:p>
+      <w:r>
+        <w:t>same-save attempt 2 resumed cleanly from game hour 2.659274 with the same 32 people</w:t>
+      </w:r>
+    </w:p>
+    <w:p>
+      <w:r>
+        <w:t>and new observation sequence 4. Its final stop and the broader body-visibility</w:t>
+      </w:r>
+    </w:p>
+    <w:p>
+      <w:r>
+        <w:t>repair in SAO remain pending. A43 publication covers the closed facing/vocal, participant-exclusion and</w:t>
+      </w:r>
+    </w:p>
+    <w:p>
+      <w:r>
+        <w:t>residency scope; overall observer acceptance remains separate. Scenarios remain</w:t>
+      </w:r>
+    </w:p>
+    <w:p>
+      <w:r>
+        <w:t>unreviewed until operator evaluation and explicit dataset ratification.</w:t>
+      </w:r>
+    </w:p>
+    <w:p/>
+    <w:p>
+      <w:r>
+        <w:t>**Before that, 2026-09-25:** A42 on</w:t>
+      </w:r>
+    </w:p>
+    <w:p>
+      <w:r>
+        <w:t>`neo/a42-private-situation-producers` continues Afflicted- and Crossed-authored</w:t>
+      </w:r>
+    </w:p>
+    <w:p>
+      <w:r>
+        <w:t>matters through particular privately retained contacts under the same ZAO</w:t>
+      </w:r>
+    </w:p>
+    <w:p>
+      <w:r>
+        <w:t>driver. The two providers remain different policies. Contact address arrival is</w:t>
+      </w:r>
+    </w:p>
+    <w:p>
+      <w:r>
+        <w:t>not hearing; actual Communication reception, recipient-private appraisal and a</w:t>
+      </w:r>
+    </w:p>
+    <w:p>
+      <w:r>
+        <w:t>returned answer are separate. Missing representation waits or defers, and</w:t>
+      </w:r>
+    </w:p>
+    <w:p>
+      <w:r>
+        <w:t>loaded, dormant and headless execution use the same shared owner.</w:t>
+      </w:r>
+    </w:p>
+    <w:p/>
+    <w:p>
+      <w:r>
+        <w:t>A42 also corrects the Crossed maintenance boundary. Crossed retain the human</w:t>
+      </w:r>
+    </w:p>
+    <w:p>
+      <w:r>
+        <w:t>shell's ordinary caloric passage and can use ordinary food. Eligible</w:t>
+      </w:r>
+    </w:p>
+    <w:p>
+      <w:r>
+        <w:t>ordinary-human provenance remains available under Crossed motives, but</w:t>
+      </w:r>
+    </w:p>
+    <w:p>
+      <w:r>
+        <w:t>Afflicted provenance is rejected categorically at option formation,</w:t>
+      </w:r>
+    </w:p>
+    <w:p>
+      <w:r>
+        <w:t>timed-action admission, validity, native completion and SourceUse consumption.</w:t>
+      </w:r>
+    </w:p>
+    <w:p>
+      <w:r>
+        <w:t>Evolved dishes retain donor provenance; anonymous legacy human-origin food</w:t>
+      </w:r>
+    </w:p>
+    <w:p>
+      <w:r>
+        <w:t>fails closed. Eating and intentional blood exposure remain separate. A42 does</w:t>
+      </w:r>
+    </w:p>
+    <w:p>
+      <w:r>
+        <w:t>not modify or infer Afflicted food policy.</w:t>
+      </w:r>
+    </w:p>
+    <w:p/>
+    <w:p>
+      <w:r>
+        <w:t>Focused material, maintenance and shared-driver controls pass in installed</w:t>
+      </w:r>
+    </w:p>
+    <w:p>
+      <w:r>
+        <w:t>Kahlua, and the full gate covers the combined sister seams. This is mechanical</w:t>
+      </w:r>
+    </w:p>
+    <w:p>
+      <w:r>
+        <w:t>headless evidence. Loaded-world speech, movement, food diversity, animation,</w:t>
+      </w:r>
+    </w:p>
+    <w:p>
+      <w:r>
+        <w:t>save/reopen presentation, balance and long-horizon ecology remain unobserved.</w:t>
+      </w:r>
+    </w:p>
+    <w:p/>
+    <w:p>
+      <w:r>
+        <w:t>**Before that, 2026-09-25:** A41 on</w:t>
+      </w:r>
+    </w:p>
+    <w:p>
+      <w:r>
+        <w:t>`neo/a41-dormant-life-policy-owner` moves the living ZAO execution adapter out</w:t>
+      </w:r>
+    </w:p>
+    <w:p>
+      <w:r>
+        <w:t>of the loaded Controller and into shared `ZAO_ExecutionOwner`. Loaded, dormant</w:t>
+      </w:r>
+    </w:p>
+    <w:p>
+      <w:r>
+        <w:t>and headless coordination now obtain current activity, capability and generic</w:t>
+      </w:r>
+    </w:p>
+    <w:p>
+      <w:r>
+        <w:t>pressure from the same ZAO owner. The retained human shell is resolved only</w:t>
+      </w:r>
+    </w:p>
+    <w:p>
+      <w:r>
+        <w:t>when it is actually controlled; its absence stays an observation gap and adds</w:t>
+      </w:r>
+    </w:p>
+    <w:p>
+      <w:r>
+        <w:t>no body, death, migration or conversion policy.</w:t>
+      </w:r>
+    </w:p>
+    <w:p/>
+    <w:p>
+      <w:r>
+        <w:t>After actual proposal acquisition, the shared adapter dispatches to</w:t>
+      </w:r>
+    </w:p>
+    <w:p>
+      <w:r>
+        <w:t>`ZAO.Afflicted.appraiseMatter` or `ZAO.Crossed.appraiseMatter` from the person's</w:t>
+      </w:r>
+    </w:p>
+    <w:p>
+      <w:r>
+        <w:t>current state. The two lives therefore retain different motives, terms and</w:t>
+      </w:r>
+    </w:p>
+    <w:p>
+      <w:r>
+        <w:t>response policy behind one `ZAO.Driver` executor. Condition, diet and predatory</w:t>
+      </w:r>
+    </w:p>
+    <w:p>
+      <w:r>
+        <w:t>truth remain outside SAO's generic appraisal envelope. Updated Borders 11 and</w:t>
+      </w:r>
+    </w:p>
+    <w:p>
+      <w:r>
+        <w:t>15 retain six mutations each, and SAO C84's twenty-scene audit rejects missing</w:t>
+      </w:r>
+    </w:p>
+    <w:p>
+      <w:r>
+        <w:t>registration and forged final ZAO attribution. This is mechanical headless</w:t>
+      </w:r>
+    </w:p>
+    <w:p>
+      <w:r>
+        <w:t>evidence; loaded-world speech, movement, animation and save/reopen play remain</w:t>
+      </w:r>
+    </w:p>
+    <w:p>
+      <w:r>
+        <w:t>unobserved.</w:t>
+      </w:r>
+    </w:p>
+    <w:p/>
+    <w:p>
+      <w:r>
+        <w:t>**Before that, 2026-09-25:** A40 on</w:t>
+      </w:r>
+    </w:p>
+    <w:p>
+      <w:r>
+        <w:t>`neo/a40-distinct-life-coordination` makes Afflicted and Crossed participants</w:t>
+      </w:r>
+    </w:p>
+    <w:p>
+      <w:r>
+        <w:t>in durable shared matters through their common ZAO execution owner without</w:t>
+      </w:r>
+    </w:p>
+    <w:p>
+      <w:r>
+        <w:t>making their lives similar. `ZAO.Driver` is only the bridge into SAO's one</w:t>
+      </w:r>
+    </w:p>
+    <w:p>
+      <w:r>
+        <w:t>Organization/Communication process store; each state policy supplies its own</w:t>
+      </w:r>
+    </w:p>
+    <w:p>
+      <w:r>
+        <w:t>reason to originate, current evidence and recipient appraisal.</w:t>
+      </w:r>
+    </w:p>
+    <w:p/>
+    <w:p>
+      <w:r>
+        <w:t>Afflicted originate food or water provisioning from actual hunger, thirst or</w:t>
+      </w:r>
+    </w:p>
+    <w:p>
+      <w:r>
+        <w:t>an evidenced settlement necessity. Fatigue, injury and the state label cannot</w:t>
+      </w:r>
+    </w:p>
+    <w:p>
+      <w:r>
+        <w:t>manufacture caloric pressure. The matter is revised when the needed category or</w:t>
+      </w:r>
+    </w:p>
+    <w:p>
+      <w:r>
+        <w:t>recipients change and withdrawn when necessity resolves. Crossed instead</w:t>
+      </w:r>
+    </w:p>
+    <w:p>
+      <w:r>
+        <w:t>originate bounded rendezvous/holding with currently evidenced associates at</w:t>
+      </w:r>
+    </w:p>
+    <w:p>
+      <w:r>
+        <w:t>retained home, held ground or a present opportunity. Current work, capability,</w:t>
+      </w:r>
+    </w:p>
+    <w:p>
+      <w:r>
+        <w:t>pressure, relationships, initiative and discipline can produce accept, qualify,</w:t>
+      </w:r>
+    </w:p>
+    <w:p>
+      <w:r>
+        <w:t>counter-propose, decline, defer, contest, withdraw or no answer independently.</w:t>
+      </w:r>
+    </w:p>
+    <w:p/>
+    <w:p>
+      <w:r>
+        <w:t>Actual communication is required in both directions. Accepted provisioning</w:t>
+      </w:r>
+    </w:p>
+    <w:p>
+      <w:r>
+        <w:t>uses the sister's native SourceUse, carrying, Locomotion and Handover owners;</w:t>
+      </w:r>
+    </w:p>
+    <w:p>
+      <w:r>
+        <w:t>accepted rendezvous completes only from the exact promised arrival activity.</w:t>
+      </w:r>
+    </w:p>
+    <w:p>
+      <w:r>
+        <w:t>Missing body or execution-owner evidence defers. Conversion preserves the same</w:t>
+      </w:r>
+    </w:p>
+    <w:p>
+      <w:r>
+        <w:t>process and proposal revision, but current-state dispatch can revise an earlier</w:t>
+      </w:r>
+    </w:p>
+    <w:p>
+      <w:r>
+        <w:t>Afflicted answer under Crossed policy. Border 15 executes these paths and six</w:t>
+      </w:r>
+    </w:p>
+    <w:p>
+      <w:r>
+        <w:t>source mutations together with the sister's Border 194. This is headless</w:t>
+      </w:r>
+    </w:p>
+    <w:p>
+      <w:r>
+        <w:t>mechanical evidence. Loaded-world speech, routing, animation, save/reopen play</w:t>
+      </w:r>
+    </w:p>
+    <w:p>
+      <w:r>
+        <w:t>and long-horizon population behavior remain unobserved.</w:t>
+      </w:r>
+    </w:p>
+    <w:p/>
+    <w:p>
+      <w:r>
+        <w:t>**Before that, 2026-09-24:** A39 on</w:t>
+      </w:r>
+    </w:p>
+    <w:p>
+      <w:r>
+        <w:t>`neo/a39-shared-person-drivers` makes the execution boundary match the</w:t>
+      </w:r>
+    </w:p>
+    <w:p>
+      <w:r>
+        <w:t>pathogen boundary. ZAO now owns behavioral execution for both Afflicted and</w:t>
+      </w:r>
+    </w:p>
+    <w:p>
+      <w:r>
+        <w:t>Crossed through `ZAO.Driver`; their state selects distinct policy rather than a</w:t>
+      </w:r>
+    </w:p>
+    <w:p>
+      <w:r>
+        <w:t>second controller. Authorized Afflicted return hands the living shell directly</w:t>
+      </w:r>
+    </w:p>
+    <w:p>
+      <w:r>
+        <w:t>to ZAO. Afflicted-to-Crossed conversion keeps the same driver token across</w:t>
+      </w:r>
+    </w:p>
+    <w:p>
+      <w:r>
+        <w:t>loaded and dormant representation, save/reload and later death.</w:t>
+      </w:r>
+    </w:p>
+    <w:p/>
+    <w:p>
+      <w:r>
+        <w:t>The shared owner arbitrates current options and performs durable locomotion</w:t>
+      </w:r>
+    </w:p>
+    <w:p>
+      <w:r>
+        <w:t>through existing native SAO services. Afflicted policy fears observed Crossed,</w:t>
+      </w:r>
+    </w:p>
+    <w:p>
+      <w:r>
+        <w:t>gathers with actual Afflicted peers and travels to evidenced ground. Afflicted</w:t>
+      </w:r>
+    </w:p>
+    <w:p>
+      <w:r>
+        <w:t>require water, prefer meat/protein, can use penalized non-dairy alternatives</w:t>
+      </w:r>
+    </w:p>
+    <w:p>
+      <w:r>
+        <w:t>and may individually choose human-origin food with donor-conditioned exposure</w:t>
+      </w:r>
+    </w:p>
+    <w:p>
+      <w:r>
+        <w:t>protection. Crossed policy admits human wound care, drinking, rest and ordinary</w:t>
+      </w:r>
+    </w:p>
+    <w:p>
+      <w:r>
+        <w:t>food through ordinary human caloric passage alongside predation, intentional exposure,</w:t>
+      </w:r>
+    </w:p>
+    <w:p>
+      <w:r>
+        <w:t>driving and holding. A</w:t>
+      </w:r>
+    </w:p>
+    <w:p>
+      <w:r>
+        <w:t>settlement requires state-specific holding acts by distinct people across days;</w:t>
+      </w:r>
+    </w:p>
+    <w:p>
+      <w:r>
+        <w:t>mere proximity and repeat scans cannot form one.</w:t>
+      </w:r>
+    </w:p>
+    <w:p/>
+    <w:p>
+      <w:r>
+        <w:t>Crossed material action is now concrete. Ordinary food sustains the retained</w:t>
+      </w:r>
+    </w:p>
+    <w:p>
+      <w:r>
+        <w:t>human physiology; human-origin food receives a separate preference because it</w:t>
+      </w:r>
+    </w:p>
+    <w:p>
+      <w:r>
+        <w:t>can combine sustenance with altered motives. Timed butchery yields human flesh once</w:t>
+      </w:r>
+    </w:p>
+    <w:p>
+      <w:r>
+        <w:t>from an eligible ordinary human corpse; Afflicted sources are categorically</w:t>
+      </w:r>
+    </w:p>
+    <w:p>
+      <w:r>
+        <w:t>rejected. Items and evolved dishes—including stew—remain eligible only while</w:t>
+      </w:r>
+    </w:p>
+    <w:p>
+      <w:r>
+        <w:t>their native ingredient provenance contains that flesh. Crossed, mutant, zombie</w:t>
+      </w:r>
+    </w:p>
+    <w:p>
+      <w:r>
+        <w:t>and animal bodies are refused.</w:t>
+      </w:r>
+    </w:p>
+    <w:p>
+      <w:r>
+        <w:t>A separately selected timed blood action stamps the exact equipped melee or</w:t>
+      </w:r>
+    </w:p>
+    <w:p>
+      <w:r>
+        <w:t>projectile weapon with finite uses. It is not automatically run before every</w:t>
+      </w:r>
+    </w:p>
+    <w:p>
+      <w:r>
+        <w:t>attack. A later native hit resolves after a wound exists; ordinary living</w:t>
+      </w:r>
+    </w:p>
+    <w:p>
+      <w:r>
+        <w:t>targets take the engine infection path, Afflicted enter the separate ZAO</w:t>
+      </w:r>
+    </w:p>
+    <w:p>
+      <w:r>
+        <w:t>exposure receipt, and other ZAO states are refused. Crossed target options come</w:t>
+      </w:r>
+    </w:p>
+    <w:p>
+      <w:r>
+        <w:t>only from the actor's fresh private observations and can prefer a non-nearest</w:t>
+      </w:r>
+    </w:p>
+    <w:p>
+      <w:r>
+        <w:t>person based on present evidence; routine planning is not modeled as a rare</w:t>
+      </w:r>
+    </w:p>
+    <w:p>
+      <w:r>
+        <w:t>subtype. Crossed predatory pressure is separate from hunger and changes only</w:t>
+      </w:r>
+    </w:p>
+    <w:p>
+      <w:r>
+        <w:t>through evidenced fear, native pain, completed yield/control or exact</w:t>
+      </w:r>
+    </w:p>
+    <w:p>
+      <w:r>
+        <w:t>consumption/desecration; death supplies none. Personal food acquisition reuses</w:t>
+      </w:r>
+    </w:p>
+    <w:p>
+      <w:r>
+        <w:t>SAO SourceUse, and dormant restoration advances only ZAO-owned physiology.</w:t>
+      </w:r>
+    </w:p>
+    <w:p>
+      <w:r>
+        <w:t>Borders 10 and 12-14 execute these paths and their source mutations.</w:t>
+      </w:r>
+    </w:p>
+    <w:p>
+      <w:r>
+        <w:t>Gameplay presentation and long-horizon population behavior remain unobserved.</w:t>
+      </w:r>
+    </w:p>
+    <w:p/>
+    <w:p>
+      <w:r>
+        <w:t>**Before that, 2026-09-24:** A38 on</w:t>
+      </w:r>
+    </w:p>
+    <w:p>
+      <w:r>
+        <w:t>`neo/a38-crossed-coordination-ownership` bound a ZAO-owned Crossed person's</w:t>
+      </w:r>
+    </w:p>
+    <w:p>
+      <w:r>
+        <w:t>retained living human shell into SAO's enacted communication and work runtime.</w:t>
+      </w:r>
+    </w:p>
+    <w:p>
+      <w:r>
+        <w:t>The registered execution owner derives current capability from `ZAO.Mind`,</w:t>
+      </w:r>
+    </w:p>
+    <w:p>
+      <w:r>
+        <w:t>reports the actual body owner and executor, and carries current activity so a</w:t>
+      </w:r>
+    </w:p>
+    <w:p>
+      <w:r>
+        <w:t>threat or driving can compete with coordination. Accepted work may own the</w:t>
+      </w:r>
+    </w:p>
+    <w:p>
+      <w:r>
+        <w:t>tick; otherwise normal Crossed deliberation proceeds.</w:t>
+      </w:r>
+    </w:p>
+    <w:p/>
+    <w:p>
+      <w:r>
+        <w:t>The old controller scan no longer treats an identity-bearing `IsoZombie` as a</w:t>
+      </w:r>
+    </w:p>
+    <w:p>
+      <w:r>
+        <w:t>second Crossed representation. Both sister-owned and derived persisted Crossed</w:t>
+      </w:r>
+    </w:p>
+    <w:p>
+      <w:r>
+        <w:t>ids are rejected before body claim, pathogen advancement, settlement,</w:t>
+      </w:r>
+    </w:p>
+    <w:p>
+      <w:r>
+        <w:t>persistence, mind construction or decision dispatch. This is an admission</w:t>
+      </w:r>
+    </w:p>
+    <w:p>
+      <w:r>
+        <w:t>repair only: no mortality, revival or migration rule was added. Border 11</w:t>
+      </w:r>
+    </w:p>
+    <w:p>
+      <w:r>
+        <w:t>executes the valid shell, incapable shell, threat, ordinary fallback and both</w:t>
+      </w:r>
+    </w:p>
+    <w:p>
+      <w:r>
+        <w:t>rejected representations with six source controls. The full gate is the close</w:t>
+      </w:r>
+    </w:p>
+    <w:p>
+      <w:r>
+        <w:t>condition. The batch is undeployed and loaded-world behavior remains</w:t>
+      </w:r>
+    </w:p>
+    <w:p>
+      <w:r>
+        <w:t>unobserved.</w:t>
+      </w:r>
+    </w:p>
+    <w:p/>
+    <w:p>
+      <w:r>
+        <w:t>The cross-module state producer now preserves SAO's exact version 3 namespace:</w:t>
+      </w:r>
+    </w:p>
+    <w:p>
+      <w:r>
+        <w:t>run, county, person, event and hour. It refuses malformed or duplicate full</w:t>
+      </w:r>
+    </w:p>
+    <w:p>
+      <w:r>
+        <w:t>namespaces and publishes atomically. A controlled 13-row C79 capture retained all</w:t>
+      </w:r>
+    </w:p>
+    <w:p>
+      <w:r>
+        <w:t>13 identities through this projection and Speakeasy compilation; this is</w:t>
+      </w:r>
+    </w:p>
+    <w:p>
+      <w:r>
+        <w:t>headless evidence, not a loaded-world or training-admission receipt.</w:t>
+      </w:r>
+    </w:p>
+    <w:p/>
+    <w:p>
+      <w:r>
+        <w:t>**Before that, 2026-09-19:** A37 on</w:t>
+      </w:r>
+    </w:p>
+    <w:p>
+      <w:r>
+        <w:t>`neo/a37-health-and-dormant-physiology` supports the sister's R5/C56 closure.</w:t>
+      </w:r>
+    </w:p>
+    <w:p>
+      <w:r>
+        <w:t>Normal Crossed state reaches its decision pass. An Afflicted target enters a</w:t>
+      </w:r>
+    </w:p>
+    <w:p>
+      <w:r>
+        <w:t>distinct approach/contact blood action that clears ordinary attack targeting;</w:t>
+      </w:r>
+    </w:p>
+    <w:p>
+      <w:r>
+        <w:t>only its completed durable token can authorize the existing Crossed-odds times</w:t>
+      </w:r>
+    </w:p>
+    <w:p>
+      <w:r>
+        <w:t>Afflicted-susceptibility roll. There is no spontaneous Afflicted conversion.</w:t>
+      </w:r>
+    </w:p>
+    <w:p/>
+    <w:p>
+      <w:r>
+        <w:t>On success ZAO takes the same living human shell, supported snapshot and</w:t>
+      </w:r>
+    </w:p>
+    <w:p>
+      <w:r>
+        <w:t>possessions from SAO. Busy transfer retries, reload may claim the checkpointed</w:t>
+      </w:r>
+    </w:p>
+    <w:p>
+      <w:r>
+        <w:t>dormant envelope, and death hands the corpse through SAO's existing death and</w:t>
+      </w:r>
+    </w:p>
+    <w:p>
+      <w:r>
+        <w:t>social funnel before it can be driven again. The exposure result and body</w:t>
+      </w:r>
+    </w:p>
+    <w:p>
+      <w:r>
+        <w:t>transfer have separate journals so neither repeats the pathogen roll.</w:t>
+      </w:r>
+    </w:p>
+    <w:p/>
+    <w:p>
+      <w:r>
+        <w:t>ZAO also owns the durable brain-health history when installed. SAO supplies</w:t>
+      </w:r>
+    </w:p>
+    <w:p>
+      <w:r>
+        <w:t>current physical observations, interval integration, graphs and behavioral</w:t>
+      </w:r>
+    </w:p>
+    <w:p>
+      <w:r>
+        <w:t>effects. Exact pathogen event hours survive the seam.</w:t>
+      </w:r>
+    </w:p>
+    <w:p/>
+    <w:p>
+      <w:r>
+        <w:t>The return seam now survives interruption between the engine's separate native</w:t>
+      </w:r>
+    </w:p>
+    <w:p>
+      <w:r>
+        <w:t>and global save surfaces. A narrow write-ahead generation journal captures only</w:t>
+      </w:r>
+    </w:p>
+    <w:p>
+      <w:r>
+        <w:t>identities that entered the Afflicted-return protocol. It is checksummed, forced</w:t>
+      </w:r>
+    </w:p>
+    <w:p>
+      <w:r>
+        <w:t>and atomically replaced after Lua `OnSave` and before native body persistence.</w:t>
+      </w:r>
+    </w:p>
+    <w:p>
+      <w:r>
+        <w:t>Replay runs after global data loads and before native reanimated players load,</w:t>
+      </w:r>
+    </w:p>
+    <w:p>
+      <w:r>
+        <w:t>then reconciles the exact source receipt or tombstone by person, event,</w:t>
+      </w:r>
+    </w:p>
+    <w:p>
+      <w:r>
+        <w:t>incarnation and token. Existing unmarked saves remain readable.</w:t>
+      </w:r>
+    </w:p>
+    <w:p/>
+    <w:p>
+      <w:r>
+        <w:t>Borders 5, 9 and 10 verify exact pathogen time, external living/dormant/dead</w:t>
+      </w:r>
+    </w:p>
+    <w:p>
+      <w:r>
+        <w:t>ownership, approach, contact, interruption, exposure without feeding, exact-once</w:t>
+      </w:r>
+    </w:p>
+    <w:p>
+      <w:r>
+        <w:t>results and live-action authorization. The sister's Borders 162-163 and 171-175</w:t>
+      </w:r>
+    </w:p>
+    <w:p>
+      <w:r>
+        <w:t>cover the other side of the transfer, native snapshots and health/physiology.</w:t>
+      </w:r>
+    </w:p>
+    <w:p>
+      <w:r>
+        <w:t>The ten-border gate passes; installed-VM probes also pass when invoked directly</w:t>
+      </w:r>
+    </w:p>
+    <w:p>
+      <w:r>
+        <w:t>from the Windows environment. A37 was the closed tip and remains undeployed;</w:t>
+      </w:r>
+    </w:p>
+    <w:p/>
+    <w:p>
+      <w:r>
+        <w:t>F-019 closes the exposure and ownership part of A32's corrected claim. The</w:t>
+      </w:r>
+    </w:p>
+    <w:p>
+      <w:r>
+        <w:t>Crossed pass is reachable for this action, proximity cannot roll conversion,</w:t>
+      </w:r>
+    </w:p>
+    <w:p>
+      <w:r>
+        <w:t>the Afflicted exposure path does not itself feed and terminal success moves the same human shell</w:t>
+      </w:r>
+    </w:p>
+    <w:p>
+      <w:r>
+        <w:t>to one ZAO controller. The canonical retained combat, weapon, tool and general</w:t>
+      </w:r>
+    </w:p>
+    <w:p>
+      <w:r>
+        <w:t>action vocabulary remains sister R7-R9 work, with grounded dormant opportunity</w:t>
+      </w:r>
+    </w:p>
+    <w:p>
+      <w:r>
+        <w:t>in R10. A37 does not claim that larger system.</w:t>
+      </w:r>
+    </w:p>
+    <w:p/>
+    <w:p>
+      <w:r>
+        <w:t>**As of 2026-09-19**, `[A37]` close - intentional exposure and Crossed</w:t>
+      </w:r>
+    </w:p>
+    <w:p>
+      <w:r>
+        <w:t>ownership. A completed, interruptible blood action is the sole Afflicted</w:t>
+      </w:r>
+    </w:p>
+    <w:p>
+      <w:r>
+        <w:t>conversion producer. Its exact-once pathogen receipt and separate transfer</w:t>
+      </w:r>
+    </w:p>
+    <w:p>
+      <w:r>
+        <w:t>journal preserve one person and one controller through busy state, reload,</w:t>
+      </w:r>
+    </w:p>
+    <w:p>
+      <w:r>
+        <w:t>dormancy and death. The complete ten-border gate and paired sister probes pass</w:t>
+      </w:r>
+    </w:p>
+    <w:p>
+      <w:r>
+        <w:t>with named source controls. These are controlled engine/VM receipts, not a</w:t>
+      </w:r>
+    </w:p>
+    <w:p>
+      <w:r>
+        <w:t>loaded-world play observation.</w:t>
+      </w:r>
+    </w:p>
+    <w:p/>
+    <w:p>
+      <w:r>
+        <w:t>**Before that, 2026-09-19**, `[A36]` close - durable/runtime reconstruction.</w:t>
+      </w:r>
+    </w:p>
+    <w:p>
+      <w:r>
+        <w:t>Runtime controllers, courses, settlement groups and Java registries are rebuilt</w:t>
+      </w:r>
+    </w:p>
+    <w:p>
+      <w:r>
+        <w:t>from durable state without retaining a prior world. The return source is bound</w:t>
+      </w:r>
+    </w:p>
+    <w:p>
+      <w:r>
+        <w:t>to the same save generation as the participating SAO and ZAO records before the</w:t>
+      </w:r>
+    </w:p>
+    <w:p>
+      <w:r>
+        <w:t>engine writes its native body surface. Replay precedes native body load and</w:t>
+      </w:r>
+    </w:p>
+    <w:p>
+      <w:r>
+        <w:t>reconciles every mixed-generation pairing. The eight-border gate passes with</w:t>
+      </w:r>
+    </w:p>
+    <w:p>
+      <w:r>
+        <w:t>mutation controls. These are controlled engine/VM receipts, not a loaded-world</w:t>
+      </w:r>
+    </w:p>
+    <w:p>
+      <w:r>
+        <w:t>play observation.</w:t>
+      </w:r>
+    </w:p>
+    <w:p/>
+    <w:p>
+      <w:r>
+        <w:t>**Before that, 2026-09-19**, `[A35]` close - authorized Afflicted return.</w:t>
+      </w:r>
+    </w:p>
+    <w:p>
+      <w:r>
+        <w:t>The exact turned source remains ZAO-owned until SAO has prepared and restored</w:t>
+      </w:r>
+    </w:p>
+    <w:p>
+      <w:r>
+        <w:t>the one living destination. Native holding, removal acknowledgment, reload and</w:t>
+      </w:r>
+    </w:p>
+    <w:p>
+      <w:r>
+        <w:t>offscreen recovery are durable. Return health reaches critical viability while</w:t>
+      </w:r>
+    </w:p>
+    <w:p>
+      <w:r>
+        <w:t>preserving actual injuries and the next native BodyDamage update remains alive.</w:t>
+      </w:r>
+    </w:p>
+    <w:p>
+      <w:r>
+        <w:t>The complete seven-border gate passes. F-017 corrects A32's unreachable and</w:t>
+      </w:r>
+    </w:p>
+    <w:p>
+      <w:r>
+        <w:t>incomplete Crossed-execution claim; A35 does not claim that larger system.</w:t>
+      </w:r>
+    </w:p>
+    <w:p/>
+    <w:p>
+      <w:r>
+        <w:t>**Before that, 2026-09-18**, `[A34]` close - pathogen VM compatibility.</w:t>
+      </w:r>
+    </w:p>
+    <w:p>
+      <w:r>
+        <w:t>The recovery audit reproduced the missing global `next` in the installed</w:t>
+      </w:r>
+    </w:p>
+    <w:p>
+      <w:r>
+        <w:t>Build 42.20 Kahlua VM. Pathogen begin now tests table entries with `pairs`.</w:t>
+      </w:r>
+    </w:p>
+    <w:p>
+      <w:r>
+        <w:t>Pathogen transitions also settle accrued prior-state time and prevent same-day</w:t>
+      </w:r>
+    </w:p>
+    <w:p>
+      <w:r>
+        <w:t>growth from being charged twice. Border 5 runs the actual modules and rejects</w:t>
+      </w:r>
+    </w:p>
+    <w:p>
+      <w:r>
+        <w:t>the original missing-function and broken-clock controls. The controller keeps</w:t>
+      </w:r>
+    </w:p>
+    <w:p>
+      <w:r>
+        <w:t>clock fields through its projected-state write; missed days replay every daily</w:t>
+      </w:r>
+    </w:p>
+    <w:p>
+      <w:r>
+        <w:t>step; later SAO events preserve terminal crossed. The full gate passes with</w:t>
+      </w:r>
+    </w:p>
+    <w:p>
+      <w:r>
+        <w:t>all five borders, the installed game and JDK, and no skips. In-game body</w:t>
+      </w:r>
+    </w:p>
+    <w:p>
+      <w:r>
+        <w:t>behavior remains unobserved.</w:t>
+      </w:r>
+    </w:p>
+    <w:p/>
+    <w:p>
+      <w:r>
+        <w:t>**Before that, 2026-09-13**, `[A33]` close - the corpse is laid down. The</w:t>
+      </w:r>
+    </w:p>
+    <w:p>
+      <w:r>
+        <w:t>sister's `[C116]` built her half of the afflicted return (a person</w:t>
+      </w:r>
+    </w:p>
+    <w:p>
+      <w:r>
+        <w:t>whose pathogen state says afflicted is minted back where their risen</w:t>
+      </w:r>
+    </w:p>
+    <w:p>
+      <w:r>
+        <w:t>corpse stands, through her own materialize), and her record named this</w:t>
+      </w:r>
+    </w:p>
+    <w:p>
+      <w:r>
+        <w:t>side's half as owed: ZAO owns the turned body, and until this batch</w:t>
+      </w:r>
+    </w:p>
+    <w:p>
+      <w:r>
+        <w:t>the risen corpse stayed driven and stamped while its person stood in</w:t>
+      </w:r>
+    </w:p>
+    <w:p>
+      <w:r>
+        <w:t>the county beside it - two bodies for one person, both records honest</w:t>
+      </w:r>
+    </w:p>
+    <w:p>
+      <w:r>
+        <w:t>about the doubling. The controller's scan now lays the corpse down</w:t>
+      </w:r>
+    </w:p>
+    <w:p>
+      <w:r>
+        <w:t>when the facts say to: a body whose state says afflicted and whose</w:t>
+      </w:r>
+    </w:p>
+    <w:p>
+      <w:r>
+        <w:t>person her registry holds again (`SAO.Body.get`, the minted returnee)</w:t>
+      </w:r>
+    </w:p>
+    <w:p>
+      <w:r>
+        <w:t>is released - removal, never a kill, the sister's own despawn pair</w:t>
+      </w:r>
+    </w:p>
+    <w:p>
+      <w:r>
+        <w:t>(F-008), her law "never removeFromWorld a corpse" holding on her side</w:t>
+      </w:r>
+    </w:p>
+    <w:p>
+      <w:r>
+        <w:t>while this, the turned body this repo owns, goes only because its</w:t>
+      </w:r>
+    </w:p>
+    <w:p>
+      <w:r>
+        <w:t>person stands in the county as themselves. The claim is forgotten</w:t>
+      </w:r>
+    </w:p>
+    <w:p>
+      <w:r>
+        <w:t>with the body; the county's ground-dead are never touched (the gate is</w:t>
+      </w:r>
+    </w:p>
+    <w:p>
+      <w:r>
+        <w:t>her registry and they hold no entry in it); a reverted body whose</w:t>
+      </w:r>
+    </w:p>
+    <w:p>
+      <w:r>
+        <w:t>person has not been re-adopted stays exactly as it was. No dial gates</w:t>
+      </w:r>
+    </w:p>
+    <w:p>
+      <w:r>
+        <w:t>the release, by the same law her adoption is ungated: the pathogen's</w:t>
+      </w:r>
+    </w:p>
+    <w:p>
+      <w:r>
+        <w:t>own fact, and the county does not vote on it. Version 0.3.1.0-pre-alpha</w:t>
+      </w:r>
+    </w:p>
+    <w:p>
+      <w:r>
+        <w:t>(kohai - the integration completing her minor's capability boundary).</w:t>
+      </w:r>
+    </w:p>
+    <w:p>
+      <w:r>
+        <w:t>Both wait on play receipts with everything else runtime.</w:t>
+      </w:r>
+    </w:p>
+    <w:p/>
+    <w:p>
+      <w:r>
+        <w:t>**Before that**, `[A32]` close - the crossed are executed. The</w:t>
+      </w:r>
+    </w:p>
+    <w:p>
+      <w:r>
+        <w:t>operator ruled the biggest oversight in the runtime was the crossed's</w:t>
+      </w:r>
+    </w:p>
+    <w:p>
+      <w:r>
+        <w:t>consciousness, and the totality sweeps verified the gap: the</w:t>
+      </w:r>
+    </w:p>
+    <w:p>
+      <w:r>
+        <w:t>four-pillar mind was built ([A19]) and nothing consumed it beyond</w:t>
+      </w:r>
+    </w:p>
+    <w:p>
+      <w:r>
+        <w:t>gating stamps. `ZAO_Crossed.lua` is the consumer - the deliberate</w:t>
+      </w:r>
+    </w:p>
+    <w:p>
+      <w:r>
+        <w:t>half of a crossed body's life from the mind's own pillars, with the</w:t>
+      </w:r>
+    </w:p>
+    <w:p>
+      <w:r>
+        <w:t>strips ([MUTATION.md], [A11]/[A12]) as omissions, never gates: the</w:t>
+      </w:r>
+    </w:p>
+    <w:p>
+      <w:r>
+        <w:t>dead are gathered as a tool on the engine's own world-sound channel</w:t>
+      </w:r>
+    </w:p>
+    <w:p>
+      <w:r>
+        <w:t>(`WorldSoundManager.addSound`, the new `ZAOBridge.noise` verb), kin</w:t>
+      </w:r>
+    </w:p>
+    <w:p>
+      <w:r>
+        <w:t>share a hunt and drift together, the person's home is held ground</w:t>
+      </w:r>
+    </w:p>
+    <w:p>
+      <w:r>
+        <w:t>(crossed lingering now takes the same settlement roll the turned</w:t>
+      </w:r>
+    </w:p>
+    <w:p>
+      <w:r>
+        <w:t>take), and the sister's driving map is called as [A13] named it -</w:t>
+      </w:r>
+    </w:p>
+    <w:p>
+      <w:r>
+        <w:t>`driveBegin` with the verdict honored, `NOT_A_SHELL` meaning the body</w:t>
+      </w:r>
+    </w:p>
+    <w:p>
+      <w:r>
+        <w:t>walks until her half of the seam widens the map. Toughness, the one</w:t>
+      </w:r>
+    </w:p>
+    <w:p>
+      <w:r>
+        <w:t>enumerated attribute the sweeps found without a consumer, is</w:t>
+      </w:r>
+    </w:p>
+    <w:p>
+      <w:r>
+        <w:t>consumed; `record.verbs`, the seam's empty content, is named as the</w:t>
+      </w:r>
+    </w:p>
+    <w:p>
+      <w:r>
+        <w:t>sister's stamp to make. The two halves owed across the seam: the</w:t>
+      </w:r>
+    </w:p>
+    <w:p>
+      <w:r>
+        <w:t>map's widening and the verbs stamp - both recorded in both repos'</w:t>
+      </w:r>
+    </w:p>
+    <w:p>
+      <w:r>
+        <w:t>records; both wait on play receipts with everything else runtime.</w:t>
+      </w:r>
+    </w:p>
+    <w:p/>
+    <w:p>
+      <w:r>
+        <w:t>**Before that**, `[A31]` close - a rebuild of the same source is</w:t>
+      </w:r>
+    </w:p>
+    <w:p>
+      <w:r>
+        <w:t>the same jar. The readiness sweep (Speakeasy RECORD.md 46) ran the gate</w:t>
+      </w:r>
+    </w:p>
+    <w:p>
+      <w:r>
+        <w:t>at the tip and found the gate's own build step dirtying the tree it was</w:t>
+      </w:r>
+    </w:p>
+    <w:p>
+      <w:r>
+        <w:t>checking: `jar.exe` stamps entries with the current time, so every gate</w:t>
+      </w:r>
+    </w:p>
+    <w:p>
+      <w:r>
+        <w:t>run - the pre-commit hook included - left a meaning-free jar diff in</w:t>
+      </w:r>
+    </w:p>
+    <w:p>
+      <w:r>
+        <w:t>the working tree. The stamp is now held to a declared constant, the</w:t>
+      </w:r>
+    </w:p>
+    <w:p>
+      <w:r>
+        <w:t>county's calendar anchor `1993-07-09T00:00:00Z` (July 9 1993, the day</w:t>
+      </w:r>
+    </w:p>
+    <w:p>
+      <w:r>
+        <w:t>the Knox Event schedule starts, named on the sister's ratified sandbox</w:t>
+      </w:r>
+    </w:p>
+    <w:p>
+      <w:r>
+        <w:t>surface), and two independent builds from clean state produce</w:t>
+      </w:r>
+    </w:p>
+    <w:p>
+      <w:r>
+        <w:t>byte-identical jars (md5 `50540a3b...`). Entry-level comparison against</w:t>
+      </w:r>
+    </w:p>
+    <w:p>
+      <w:r>
+        <w:t>the pre-fix jar: 32 entries, no additions, no removals, no content</w:t>
+      </w:r>
+    </w:p>
+    <w:p>
+      <w:r>
+        <w:t>differences - metadata only, shipped behavior unchanged. The jar was</w:t>
+      </w:r>
+    </w:p>
+    <w:p>
+      <w:r>
+        <w:t>rebuilt under the stamp, the gate is clean, and the tree stays clean</w:t>
+      </w:r>
+    </w:p>
+    <w:p>
+      <w:r>
+        <w:t>after the gate's own rebuild. Deployed and md5-verified</w:t>
+      </w:r>
+    </w:p>
+    <w:p>
+      <w:r>
+        <w:t>repo-tree-to-install. The sister's build carries the same latent</w:t>
+      </w:r>
+    </w:p>
+    <w:p>
+      <w:r>
+        <w:t>non-determinism but her gate never builds, so nothing of hers produces</w:t>
+      </w:r>
+    </w:p>
+    <w:p>
+      <w:r>
+        <w:t>this defect; named in the sweep record, not fixed here.</w:t>
+      </w:r>
+    </w:p>
+    <w:p/>
+    <w:p>
+      <w:r>
+        <w:t>**Before that**, `[A30]` - the Sandbox prefix is the engine's lookup, never the title. The operator clarified that ZAO's sandbox</w:t>
+      </w:r>
+    </w:p>
+    <w:p>
+      <w:r>
+        <w:t>configuration does not need "sandbox" literally prefixed in its title; the</w:t>
+      </w:r>
+    </w:p>
+    <w:p>
+      <w:r>
+        <w:t>engine's own bytecode (disassembled from the installed jar) answers that the</w:t>
+      </w:r>
+    </w:p>
+    <w:p>
+      <w:r>
+        <w:t>`Sandbox_` prefix on `Sandbox.json`'s KEYS is applied by the engine at read</w:t>
+      </w:r>
+    </w:p>
+    <w:p>
+      <w:r>
+        <w:t>time - `getTranslatedName()` is `getText("Sandbox_" .. translation)`,</w:t>
+      </w:r>
+    </w:p>
+    <w:p>
+      <w:r>
+        <w:t>`getTooltip()` is `getTextOrNull("Sandbox_" .. translation .. "_tooltip")`,</w:t>
+      </w:r>
+    </w:p>
+    <w:p>
+      <w:r>
+        <w:t>and `ServerSettingsScreen.lua` names a custom page by</w:t>
+      </w:r>
+    </w:p>
+    <w:p>
+      <w:r>
+        <w:t>`getText("Sandbox_" .. page.name)` - so the prefix never displays. The</w:t>
+      </w:r>
+    </w:p>
+    <w:p>
+      <w:r>
+        <w:t>player reads "~ Zombie Awareness" as the page title and each dial's own</w:t>
+      </w:r>
+    </w:p>
+    <w:p>
+      <w:r>
+        <w:t>name and tooltip; `[A29]`'s `Sandbox.json` is the live mechanism, now</w:t>
+      </w:r>
+    </w:p>
+    <w:p>
+      <w:r>
+        <w:t>verified rather than assumed. The seven pre-A29 names in `UI_EN.txt` are</w:t>
+      </w:r>
+    </w:p>
+    <w:p>
+      <w:r>
+        <w:t>inert fallback-path entries, named as such in the record. No code changed.</w:t>
+      </w:r>
+    </w:p>
+    <w:p/>
+    <w:p>
+      <w:r>
+        <w:t>**Before that**, `[A29]` - the runtime passes its own dials. Every dial</w:t>
+      </w:r>
+    </w:p>
+    <w:p>
+      <w:r>
+        <w:t>DR-019 reserved is declared in the sandbox and defaulted to the operator's</w:t>
+      </w:r>
+    </w:p>
+    <w:p>
+      <w:r>
+        <w:t>numbers. Identity decay is episodic on both sides - the steady per-tick decay</w:t>
+      </w:r>
+    </w:p>
+    <w:p>
+      <w:r>
+        <w:t>is gone from Lua and Java alike. Recovery is read from the sister's record</w:t>
+      </w:r>
+    </w:p>
+    <w:p>
+      <w:r>
+        <w:t>and moves only an infected body back to afflicted. Settlements form from</w:t>
+      </w:r>
+    </w:p>
+    <w:p>
+      <w:r>
+        <w:t>where turned bodies actually linger, and necessity is reckoned from what the</w:t>
+      </w:r>
+    </w:p>
+    <w:p>
+      <w:r>
+        <w:t>members need. The county's own dead carry derived pathogen records (DR-011).</w:t>
+      </w:r>
+    </w:p>
+    <w:p>
+      <w:r>
+        <w:t>Each form performs its signature act in `ZAO_Behaviors.lua` on public engine</w:t>
+      </w:r>
+    </w:p>
+    <w:p>
+      <w:r>
+        <w:t>APIs, performance-scaled. The crossed prefer the afflicted and ignore the</w:t>
+      </w:r>
+    </w:p>
+    <w:p>
+      <w:r>
+        <w:t>dead unless the dial says otherwise. The bridge carries the configured dials</w:t>
+      </w:r>
+    </w:p>
+    <w:p>
+      <w:r>
+        <w:t>and one shared course per person, fed by the pathogen's event boundary. The</w:t>
+      </w:r>
+    </w:p>
+    <w:p>
+      <w:r>
+        <w:t>per-outcome player-side answers (DR-012) are stated in the batch record. The</w:t>
+      </w:r>
+    </w:p>
+    <w:p>
+      <w:r>
+        <w:t>gate, build, deploy, and test are deferred to the end pass by the operator's</w:t>
+      </w:r>
+    </w:p>
+    <w:p>
+      <w:r>
+        <w:t>standing order.</w:t>
+      </w:r>
+    </w:p>
+    <w:p/>
+    <w:p>
+      <w:r>
+        <w:t>**Before that**, the pathogen state is event-driven. Infection, death,</w:t>
+      </w:r>
+    </w:p>
+    <w:p>
+      <w:r>
+        <w:t>and turn create it; daily advancement grows forms and attributes, decays</w:t>
+      </w:r>
+    </w:p>
+    <w:p>
+      <w:r>
+        <w:t>human capability, and can revert a mutant to afflicted. Mutation knowledge is</w:t>
+      </w:r>
+    </w:p>
+    <w:p>
+      <w:r>
+        <w:t>no longer derived from a hash.</w:t>
+      </w:r>
+    </w:p>
+    <w:p/>
+    <w:p>
+      <w:r>
+        <w:t>**As of** 2026-09-11, `[A28]` close - the Java bridge is built. `ZAO.jar` owns</w:t>
+      </w:r>
+    </w:p>
+    <w:p>
+      <w:r>
+        <w:t>the per-body actuators, applies each form's speed, strength, cognition,</w:t>
+      </w:r>
+    </w:p>
+    <w:p>
+      <w:r>
+        <w:t>memory, sight, and hearing, and drives the body through the engine's own</w:t>
+      </w:r>
+    </w:p>
+    <w:p>
+      <w:r>
+        <w:t>target and path methods.</w:t>
+      </w:r>
+    </w:p>
+    <w:p/>
+    <w:p>
+      <w:r>
+        <w:t>**Before that**, `[A27]` - the controller check is corrected.</w:t>
+      </w:r>
+    </w:p>
+    <w:p>
+      <w:r>
+        <w:t>`ZAO_Controller.lua` reads the actual `instanceof` result and only drives</w:t>
+      </w:r>
+    </w:p>
+    <w:p>
+      <w:r>
+        <w:t>`IsoZombie` objects.</w:t>
+      </w:r>
+    </w:p>
+    <w:p/>
+    <w:p>
+      <w:r>
+        <w:t>**Before that**, `[A26]` - the defaults are chosen. Forms are on, the mutation</w:t>
+      </w:r>
+    </w:p>
+    <w:p>
+      <w:r>
+        <w:t>odds are 10%, the runtime controller is on, the world-space overlay is on, and</w:t>
+      </w:r>
+    </w:p>
+    <w:p>
+      <w:r>
+        <w:t>the state panel is bound to **O**.</w:t>
+      </w:r>
+    </w:p>
+    <w:p/>
+    <w:p>
+      <w:r>
+        <w:t>**Before that**, `[A25]` - the claim surface is published. Other mods can ask</w:t>
+      </w:r>
+    </w:p>
+    <w:p>
+      <w:r>
+        <w:t>`ZAO.owns`, `ZAO.formOf`, and `ZAO.performanceOf` without reaching into</w:t>
+      </w:r>
+    </w:p>
+    <w:p>
+      <w:r>
+        <w:t>private state.</w:t>
+      </w:r>
+    </w:p>
+    <w:p/>
+    <w:p>
+      <w:r>
+        <w:t>**Before that**, `[A24]` - the mod id is chosen. The stable id is</w:t>
+      </w:r>
+    </w:p>
+    <w:p>
+      <w:r>
+        <w:t>`ZombieAwareness`, and the clean loadout name is **Zombie Awareness</w:t>
+      </w:r>
+    </w:p>
+    <w:p>
+      <w:r>
+        <w:t>Overhaul**.</w:t>
+      </w:r>
+    </w:p>
+    <w:p/>
+    <w:p>
+      <w:r>
+        <w:t>**Before that**, `[A23]` - the turned body is driven.</w:t>
+      </w:r>
+    </w:p>
+    <w:p>
+      <w:r>
+        <w:t>`ZAO_Controller.lua` claims every zombie that carries `SAOPersonId`, writes</w:t>
+      </w:r>
+    </w:p>
+    <w:p>
+      <w:r>
+        <w:t>the ZAO ownership mark into its modData, and drives the body according to its</w:t>
+      </w:r>
+    </w:p>
+    <w:p>
+      <w:r>
+        <w:t>form. Puker holds range, Skitter flanks, and the remaining forms close on the</w:t>
+      </w:r>
+    </w:p>
+    <w:p>
+      <w:r>
+        <w:t>target.</w:t>
+      </w:r>
+    </w:p>
+    <w:p/>
+    <w:p>
+      <w:r>
+        <w:t>**Before that**, `[A22]` - the form overlay. `ZAO_Overlay.lua` draws the current</w:t>
+      </w:r>
+    </w:p>
+    <w:p>
+      <w:r>
+        <w:t>form and its normalized performance above every nearby body that carries one,</w:t>
+      </w:r>
+    </w:p>
+    <w:p>
+      <w:r>
+        <w:t>and the form roll is gated on infection, death, or turn.</w:t>
+      </w:r>
+    </w:p>
+    <w:p/>
+    <w:p>
+      <w:r>
+        <w:t>**Before that**, `[A21]` - the development loadout. The temporary mod id is</w:t>
+      </w:r>
+    </w:p>
+    <w:p>
+      <w:r>
+        <w:t>`ZombieAwarenessDev`, **O** opens the ZAO state panel, and `tools/deploy.sh`</w:t>
+      </w:r>
+    </w:p>
+    <w:p>
+      <w:r>
+        <w:t>installs the development build to the game's mods directory.</w:t>
+      </w:r>
+    </w:p>
+    <w:p/>
+    <w:p>
+      <w:r>
+        <w:t>**Before that**, `[A20]` - the form registry and the pathogen roll. The six</w:t>
+      </w:r>
+    </w:p>
+    <w:p>
+      <w:r>
+        <w:t>source-port forms are Puker, Husk, Skitter, Wrecker, Leaper, and Weeper. The</w:t>
+      </w:r>
+    </w:p>
+    <w:p>
+      <w:r>
+        <w:t>pathogen owns the roll, a turned body has a 10 percent chance of taking one of</w:t>
+      </w:r>
+    </w:p>
+    <w:p>
+      <w:r>
+        <w:t>the six forms, and performance is a normalized state value between 0 and 1.</w:t>
+      </w:r>
+    </w:p>
+    <w:p/>
+    <w:p>
+      <w:r>
+        <w:t>**Before that**, `[A19]` - the state surface. `ZAO_State.lua` is the runtime</w:t>
+      </w:r>
+    </w:p>
+    <w:p>
+      <w:r>
+        <w:t>state surface, and `tools/state_dump.py` emits the same mapping from SAO</w:t>
+      </w:r>
+    </w:p>
+    <w:p>
+      <w:r>
+        <w:t>rows. A body with no assigned form is in the `none` form, its performance is</w:t>
+      </w:r>
+    </w:p>
+    <w:p>
+      <w:r>
+        <w:t>zero, and its decay state follows the facts SAO already records.</w:t>
+      </w:r>
+    </w:p>
+    <w:p/>
+    <w:p>
+      <w:r>
+        <w:t>**Before that**, `[A18]` - the ZAO state producer. `tools/state_dump.py`</w:t>
+      </w:r>
+    </w:p>
+    <w:p>
+      <w:r>
+        <w:t>emits one ZAO pathogen-state row per SAO decision moment, now keyed by the</w:t>
+      </w:r>
+    </w:p>
+    <w:p>
+      <w:r>
+        <w:t>complete v3 run/county/person/event/hour namespace. The state carries the pathogen facts SAO</w:t>
+      </w:r>
+    </w:p>
+    <w:p>
+      <w:r>
+        <w:t>already records, and the ZAO-specific mutation fields stay null until ZAO has</w:t>
+      </w:r>
+    </w:p>
+    <w:p>
+      <w:r>
+        <w:t>a real state surface to read them from.</w:t>
+      </w:r>
+    </w:p>
+    <w:p/>
+    <w:p>
+      <w:r>
+        <w:t>**Before that**, `[A17]` - the pathogen and the branching graph are</w:t>
+      </w:r>
+    </w:p>
+    <w:p>
+      <w:r>
+        <w:t>integrated. The operator answered six integration questions, and the batch</w:t>
+      </w:r>
+    </w:p>
+    <w:p>
+      <w:r>
+        <w:t>records the rulings: the pathogen owns the mutation roll and the roll for form</w:t>
+      </w:r>
+    </w:p>
+    <w:p>
+      <w:r>
+        <w:t>performance, crossed is terminal and does not organize around forms, retained</w:t>
+      </w:r>
+    </w:p>
+    <w:p>
+      <w:r>
+        <w:t>form traits are state rather than new branches, forms and attribute mutations</w:t>
+      </w:r>
+    </w:p>
+    <w:p>
+      <w:r>
+        <w:t>stack, and forms enter Perception as visible facts. The mutation system is now</w:t>
+      </w:r>
+    </w:p>
+    <w:p>
+      <w:r>
+        <w:t>joined to the living branching graph without a second planner.</w:t>
+      </w:r>
+    </w:p>
+    <w:p/>
+    <w:p>
+      <w:r>
+        <w:t>**Before that**, `[A16]` - the operator's mutation rulings are recorded.</w:t>
+      </w:r>
+    </w:p>
+    <w:p>
+      <w:r>
+        <w:t>The operator answered seven questions on the mutation system on 2026-09-11,</w:t>
+      </w:r>
+    </w:p>
+    <w:p>
+      <w:r>
+        <w:t>and this batch carries the rulings into the living records.</w:t>
+      </w:r>
+    </w:p>
+    <w:p>
+      <w:r>
+        <w:t>The mutants mod's forms enter through a source port, with attributes and</w:t>
+      </w:r>
+    </w:p>
+    <w:p>
+      <w:r>
+        <w:t>forms distinct but linked, and a mutant-form body can come back as one of</w:t>
+      </w:r>
+    </w:p>
+    <w:p>
+      <w:r>
+        <w:t>the afflicted (DR-017). The gradient's contents are enumerated from what</w:t>
+      </w:r>
+    </w:p>
+    <w:p>
+      <w:r>
+        <w:t>can be made possible (DR-018). The dial numbers extrapolate from numbers</w:t>
+      </w:r>
+    </w:p>
+    <w:p>
+      <w:r>
+        <w:t>the operator has already suggested (DR-019). Afflicted memory is fractured</w:t>
+      </w:r>
+    </w:p>
+    <w:p>
+      <w:r>
+        <w:t>at the turn and the return, and further loss is not universal (DR-020).</w:t>
+      </w:r>
+    </w:p>
+    <w:p>
+      <w:r>
+        <w:t>Necessity holds an afflicted settlement (DR-021). The rarity fork is split</w:t>
+      </w:r>
+    </w:p>
+    <w:p>
+      <w:r>
+        <w:t>into its two concerns, and the strain-names fork is answered in substance</w:t>
+      </w:r>
+    </w:p>
+    <w:p>
+      <w:r>
+        <w:t>by the forms. The assistant's remaining six questions were withdrawn by</w:t>
+      </w:r>
+    </w:p>
+    <w:p>
+      <w:r>
+        <w:t>the caller after the operator ruled that they carried ungrounded</w:t>
+      </w:r>
+    </w:p>
+    <w:p>
+      <w:r>
+        <w:t>presuppositions; the seven answers stand. Records only, no mod code, so</w:t>
+      </w:r>
+    </w:p>
+    <w:p>
+      <w:r>
+        <w:t>patch.</w:t>
+      </w:r>
+    </w:p>
+    <w:p/>
+    <w:p>
+      <w:r>
+        <w:t>**Before that**, `[A15]` - the remaining gate claims are removed.</w:t>
+      </w:r>
+    </w:p>
+    <w:p>
+      <w:r>
+        <w:t>`[A14]` took the blocking rule out of the living records and</w:t>
+      </w:r>
+    </w:p>
+    <w:p>
+      <w:r>
+        <w:t>left three sentences behind. The README still said no mod code exists</w:t>
+      </w:r>
+    </w:p>
+    <w:p>
+      <w:r>
+        <w:t>because the gate order asks for it. The engine contract's header still</w:t>
+      </w:r>
+    </w:p>
+    <w:p>
+      <w:r>
+        <w:t>said live receipts close G0, which closed at `[A6]` on structural</w:t>
+      </w:r>
+    </w:p>
+    <w:p>
+      <w:r>
+        <w:t>evidence. This file's retelling of `[A6]` still carried the same no-code</w:t>
+      </w:r>
+    </w:p>
+    <w:p>
+      <w:r>
+        <w:t>claim. All three now state facts: no mod code exists yet, and</w:t>
+      </w:r>
+    </w:p>
+    <w:p>
+      <w:r>
+        <w:t>`ENGINE_CONTRACT.md` section 10 lists what remains unverified. The</w:t>
+      </w:r>
+    </w:p>
+    <w:p>
+      <w:r>
+        <w:t>sister's standing table carried the same claim in its ZAO row and moves</w:t>
+      </w:r>
+    </w:p>
+    <w:p>
+      <w:r>
+        <w:t>in the same turn in the sister's repository. Records only, no mod code,</w:t>
+      </w:r>
+    </w:p>
+    <w:p>
+      <w:r>
+        <w:t>so patch.</w:t>
+      </w:r>
+    </w:p>
+    <w:p/>
+    <w:p>
+      <w:r>
+        <w:t>**Before that**, `[A14]` - the invented gate is removed.</w:t>
+      </w:r>
+    </w:p>
+    <w:p>
+      <w:r>
+        <w:t>A rule in this repository said ZAO's mechanics stay closed until one</w:t>
+      </w:r>
+    </w:p>
+    <w:p>
+      <w:r>
+        <w:t>watched turn exists. That rule was written by an assistant at `[A3]`,</w:t>
+      </w:r>
+    </w:p>
+    <w:p>
+      <w:r>
+        <w:t>carried into DR-013's consequences and `ENGINE_CONTRACT.md` §10.1, and</w:t>
+      </w:r>
+    </w:p>
+    <w:p>
+      <w:r>
+        <w:t>presented as the operator's. The operator ruled on 2026-09-11 that they</w:t>
+      </w:r>
+    </w:p>
+    <w:p>
+      <w:r>
+        <w:t>never made it and that it blocks itself: ZAO has no game code, so a</w:t>
+      </w:r>
+    </w:p>
+    <w:p>
+      <w:r>
+        <w:t>watched turn inside ZAO cannot happen yet, and work that waits for it</w:t>
+      </w:r>
+    </w:p>
+    <w:p>
+      <w:r>
+        <w:t>can never start. The rule is gone from the living records. The watched</w:t>
+      </w:r>
+    </w:p>
+    <w:p>
+      <w:r>
+        <w:t>turn is still wanted evidence for the identity handoff, and it arrives</w:t>
+      </w:r>
+    </w:p>
+    <w:p>
+      <w:r>
+        <w:t>when the operator plays. Records only, no mod code, so patch.</w:t>
+      </w:r>
+    </w:p>
+    <w:p/>
+    <w:p>
+      <w:r>
+        <w:t>**Before that**, `[A13]` - the seam carries the driving map.</w:t>
+      </w:r>
+    </w:p>
+    <w:p>
+      <w:r>
+        <w:t>The sister's `[C82]` landed and this repository's canonical</w:t>
+      </w:r>
+    </w:p>
+    <w:p>
+      <w:r>
+        <w:t>clause on the seam went stale in the same turn: `MUTATION.md` said</w:t>
+      </w:r>
+    </w:p>
+    <w:p>
+      <w:r>
+        <w:t>the sister has not mapped driving yet, and the map now exists. What</w:t>
+      </w:r>
+    </w:p>
+    <w:p>
+      <w:r>
+        <w:t>the sister's map holds, at their `F-067`: every identity gate along</w:t>
+      </w:r>
+    </w:p>
+    <w:p>
+      <w:r>
+        <w:t>the driving path exists to exclude the blocked local player and none</w:t>
+      </w:r>
+    </w:p>
+    <w:p>
+      <w:r>
+        <w:t>requires one, so the doorway - seat 0, the public control fields</w:t>
+      </w:r>
+    </w:p>
+    <w:p>
+      <w:r>
+        <w:t>standing as written, an engine start bounded by the same keys,</w:t>
+      </w:r>
+    </w:p>
+    <w:p>
+      <w:r>
+        <w:t>hotwire, sandbox and condition rules a player faces - is</w:t>
+      </w:r>
+    </w:p>
+    <w:p>
+      <w:r>
+        <w:t>surface-mapped, and no shipped code exercises it, so the live</w:t>
+      </w:r>
+    </w:p>
+    <w:p>
+      <w:r>
+        <w:t>receipt stays owed. The canonical paragraph now says what the crossed</w:t>
+      </w:r>
+    </w:p>
+    <w:p>
+      <w:r>
+        <w:t>need from driving rides in the record as named consumers of that map,</w:t>
+      </w:r>
+    </w:p>
+    <w:p>
+      <w:r>
+        <w:t>while explosives and loudspeakers remain unmapped, so the seam still</w:t>
+      </w:r>
+    </w:p>
+    <w:p>
+      <w:r>
+        <w:t>runs two ways in time for them, and neither side invents its half</w:t>
+      </w:r>
+    </w:p>
+    <w:p>
+      <w:r>
+        <w:t>alone.</w:t>
+      </w:r>
+    </w:p>
+    <w:p/>
+    <w:p>
+      <w:r>
+        <w:t>**Before that**, `[A12]` - the second seam defined.</w:t>
+      </w:r>
+    </w:p>
+    <w:p>
+      <w:r>
+        <w:t>`[A11]` opened it; the operator has ruled on its shape. The ruling</w:t>
+      </w:r>
+    </w:p>
+    <w:p>
+      <w:r>
+        <w:t>principle is their own frame: three repositories, one project, and</w:t>
+      </w:r>
+    </w:p>
+    <w:p>
+      <w:r>
+        <w:t>each machinery runs what it owns.</w:t>
+      </w:r>
+    </w:p>
+    <w:p/>
+    <w:p>
+      <w:r>
+        <w:t>That batch assigned Afflicted execution to SAO because the person remained in</w:t>
+      </w:r>
+    </w:p>
+    <w:p>
+      <w:r>
+        <w:t>the county's living social machinery. **DR-030 supersedes that execution</w:t>
+      </w:r>
+    </w:p>
+    <w:p>
+      <w:r>
+        <w:t>assignment:** ZAO now executes both Afflicted and Crossed through one driver,</w:t>
+      </w:r>
+    </w:p>
+    <w:p>
+      <w:r>
+        <w:t>while SAO supplies the county services and never a second planner. ZAO also</w:t>
+      </w:r>
+    </w:p>
+    <w:p>
+      <w:r>
+        <w:t>owns the pathogen state on an Afflicted body - susceptibility to Crossed,</w:t>
+      </w:r>
+    </w:p>
+    <w:p>
+      <w:r>
+        <w:t>passive infection and identity-decay dials. **The</w:t>
+      </w:r>
+    </w:p>
+    <w:p>
+      <w:r>
+        <w:t>crossed's vocabulary is a bidirectional goal**: read the sister's</w:t>
+      </w:r>
+    </w:p>
+    <w:p>
+      <w:r>
+        <w:t>action machinery stripped of what humanity gave it, and what the</w:t>
+      </w:r>
+    </w:p>
+    <w:p>
+      <w:r>
+        <w:t>Crossed need from a native verb feeds through its established owner; examples</w:t>
+      </w:r>
+    </w:p>
+    <w:p>
+      <w:r>
+        <w:t>do not define the vocabulary. **How the crossed hold ground is variable, and the</w:t>
+      </w:r>
+    </w:p>
+    <w:p>
+      <w:r>
+        <w:t>variability is the design**: they still enjoy things and have</w:t>
+      </w:r>
+    </w:p>
+    <w:p>
+      <w:r>
+        <w:t>leisure, differently; some groups settle and some stay nomadic, and</w:t>
+      </w:r>
+    </w:p>
+    <w:p>
+      <w:r>
+        <w:t>which one happens is what their drives did, never a placement.</w:t>
+      </w:r>
+    </w:p>
+    <w:p/>
+    <w:p>
+      <w:r>
+        <w:t>**Before that**, `[A11]` - the mutation system defined.</w:t>
+      </w:r>
+    </w:p>
+    <w:p>
+      <w:r>
+        <w:t>`ROADMAP.md` had said *draft owed* against the mutation-axes fork since</w:t>
+      </w:r>
+    </w:p>
+    <w:p>
+      <w:r>
+        <w:t>`[A2]`. `MUTATION.md` answers it, and it is a definition rather than a</w:t>
+      </w:r>
+    </w:p>
+    <w:p>
+      <w:r>
+        <w:t>draft: the operator defined the system directly and the document records</w:t>
+      </w:r>
+    </w:p>
+    <w:p>
+      <w:r>
+        <w:t>what they said.</w:t>
+      </w:r>
+    </w:p>
+    <w:p/>
+    <w:p>
+      <w:r>
+        <w:t>Infection is a repeated event; surviving enough produces resistance and</w:t>
+      </w:r>
+    </w:p>
+    <w:p>
+      <w:r>
+        <w:t>then immunity. Every infection rolls the same odds across a gradient</w:t>
+      </w:r>
+    </w:p>
+    <w:p>
+      <w:r>
+        <w:t>holding both capability mutations and attribute mutations, with crossed</w:t>
+      </w:r>
+    </w:p>
+    <w:p>
+      <w:r>
+        <w:t>rarer and carrying its own number, plus a rare per-infection variable</w:t>
+      </w:r>
+    </w:p>
+    <w:p>
+      <w:r>
+        <w:t>that makes a body sicker faster and takes it PAST death. The two ends</w:t>
+      </w:r>
+    </w:p>
+    <w:p>
+      <w:r>
+        <w:t>are opposite in how much of a person is left, and appearance is</w:t>
+      </w:r>
+    </w:p>
+    <w:p>
+      <w:r>
+        <w:t>independent of it: **Crossed** retains the person's human shell, identity and</w:t>
+      </w:r>
+    </w:p>
+    <w:p>
+      <w:r>
+        <w:t>cognition within its established constraints;</w:t>
+      </w:r>
+    </w:p>
+    <w:p>
+      <w:r>
+        <w:t>**afflicted** looks like a monster and is a person again, cannot become</w:t>
+      </w:r>
+    </w:p>
+    <w:p>
+      <w:r>
+        <w:t>one of the dead, and is likelier than anyone to become crossed. Houses</w:t>
+      </w:r>
+    </w:p>
+    <w:p>
+      <w:r>
+        <w:t>decide about their own and can split over it. The crossed organise, act</w:t>
+      </w:r>
+    </w:p>
+    <w:p>
+      <w:r>
+        <w:t>with a person's vocabulary, use the dead rather than fighting them, and</w:t>
+      </w:r>
+    </w:p>
+    <w:p>
+      <w:r>
+        <w:t>work on the afflicted through fear - which needs no new machinery,</w:t>
+      </w:r>
+    </w:p>
+    <w:p>
+      <w:r>
+        <w:t>because moodles already feed susceptibility in the infection model this</w:t>
+      </w:r>
+    </w:p>
+    <w:p>
+      <w:r>
+        <w:t>project absorbed.</w:t>
+      </w:r>
+    </w:p>
+    <w:p/>
+    <w:p>
+      <w:r>
+        <w:t>**ZAO owns both**, and that opens a second seam: `PROJECTS.md` lists one</w:t>
+      </w:r>
+    </w:p>
+    <w:p>
+      <w:r>
+        <w:t>crossing between the projects and there is now another running the other</w:t>
+      </w:r>
+    </w:p>
+    <w:p>
+      <w:r>
+        <w:t>way, a person becoming this project's while staying inside the sister's</w:t>
+      </w:r>
+    </w:p>
+    <w:p>
+      <w:r>
+        <w:t>county. The crossed also need the sister's action machinery stripped of</w:t>
+      </w:r>
+    </w:p>
+    <w:p>
+      <w:r>
+        <w:t>what humanity gave it, which is a larger claim on the sister than</w:t>
+      </w:r>
+    </w:p>
+    <w:p>
+      <w:r>
+        <w:t>anything here has needed and is not designed yet.</w:t>
+      </w:r>
+    </w:p>
+    <w:p/>
+    <w:p>
+      <w:r>
+        <w:t>**Three attempts failed before the definition landed**, and the batch</w:t>
+      </w:r>
+    </w:p>
+    <w:p>
+      <w:r>
+        <w:t>record keeps them: a menu put to the operator before a system existed to</w:t>
+      </w:r>
+    </w:p>
+    <w:p>
+      <w:r>
+        <w:t>choose within; unilateral authorship after the menu was refused; and a</w:t>
+      </w:r>
+    </w:p>
+    <w:p>
+      <w:r>
+        <w:t>local terminology fix after the authorship was refused. The posture the</w:t>
+      </w:r>
+    </w:p>
+    <w:p>
+      <w:r>
+        <w:t>operator named is to take what they set, carry it far enough that they</w:t>
+      </w:r>
+    </w:p>
+    <w:p>
+      <w:r>
+        <w:t>can see it was understood, and surface the decisions that fall out of</w:t>
+      </w:r>
+    </w:p>
+    <w:p>
+      <w:r>
+        <w:t>their frame.</w:t>
+      </w:r>
+    </w:p>
+    <w:p/>
+    <w:p>
+      <w:r>
+        <w:t>**Before that**, `[A10]` - the actuators are Java-side.</w:t>
+      </w:r>
+    </w:p>
+    <w:p>
+      <w:r>
+        <w:t>`ENGINE_CONTRACT.md` §9 listed one fact as unchecked and named what it</w:t>
+      </w:r>
+    </w:p>
+    <w:p>
+      <w:r>
+        <w:t>decides, and it was answerable with `javap`. `IsoZombie` declares the</w:t>
+      </w:r>
+    </w:p>
+    <w:p>
+      <w:r>
+        <w:t>six per-body fields F-005 found; only `speedType` has an accessor, none</w:t>
+      </w:r>
+    </w:p>
+    <w:p>
+      <w:r>
+        <w:t>of the six has a setter, nothing above declares the missing five, and</w:t>
+      </w:r>
+    </w:p>
+    <w:p>
+      <w:r>
+        <w:t>Kahlua's exposer publishes methods. So any projection from this</w:t>
+      </w:r>
+    </w:p>
+    <w:p>
+      <w:r>
+        <w:t>project's axes onto those actuators is Java-side - the only reachable</w:t>
+      </w:r>
+    </w:p>
+    <w:p>
+      <w:r>
+        <w:t>path rather than a preference - and the runtime already loading Java</w:t>
+      </w:r>
+    </w:p>
+    <w:p>
+      <w:r>
+        <w:t>for the sister is ZombieBuddy, MIT.</w:t>
+      </w:r>
+    </w:p>
+    <w:p/>
+    <w:p>
+      <w:r>
+        <w:t>F-014 says which half of that carries it. The exposer having no</w:t>
+      </w:r>
+    </w:p>
+    <w:p>
+      <w:r>
+        <w:t>field-exposing entry point is an absence, and absences asserted from</w:t>
+      </w:r>
+    </w:p>
+    <w:p>
+      <w:r>
+        <w:t>narrow searches went wrong five times in one session; the finding rests</w:t>
+      </w:r>
+    </w:p>
+    <w:p>
+      <w:r>
+        <w:t>on the positive test instead. It settles nothing about the axes</w:t>
+      </w:r>
+    </w:p>
+    <w:p>
+      <w:r>
+        <w:t>themselves, which stay the operator's in the fork ledger.</w:t>
+      </w:r>
+    </w:p>
+    <w:p/>
+    <w:p>
+      <w:r>
+        <w:t>**Before that**, `[A9]` - the integration posture, and</w:t>
+      </w:r>
+    </w:p>
+    <w:p>
+      <w:r>
+        <w:t>attribution per source. This repository had read five other mods for</w:t>
+      </w:r>
+    </w:p>
+    <w:p>
+      <w:r>
+        <w:t>evidence and had no `CREDITS.md`; it has one now, and two rulings that</w:t>
+      </w:r>
+    </w:p>
+    <w:p>
+      <w:r>
+        <w:t>were being applied without being written down are DR-014 and DR-015.</w:t>
+      </w:r>
+    </w:p>
+    <w:p/>
+    <w:p>
+      <w:r>
+        <w:t>DR-014: this project is the ontology other mods become coherent inside.</w:t>
+      </w:r>
+    </w:p>
+    <w:p>
+      <w:r>
+        <w:t>Every good narrow answer on the Workshop ships its own small</w:t>
+      </w:r>
+    </w:p>
+    <w:p>
+      <w:r>
+        <w:t>world-model, so four of them in one load order make four ontologies in</w:t>
+      </w:r>
+    </w:p>
+    <w:p>
+      <w:r>
+        <w:t>one county. A taxonomy is the cheapest part of a mod and an</w:t>
+      </w:r>
+    </w:p>
+    <w:p>
+      <w:r>
+        <w:t>implementation is the most expensive; names and categories are dropped</w:t>
+      </w:r>
+    </w:p>
+    <w:p>
+      <w:r>
+        <w:t>freely, working code is the thing worth having, and what decides which</w:t>
+      </w:r>
+    </w:p>
+    <w:p>
+      <w:r>
+        <w:t>body has a capability is always this project's own account of who that</w:t>
+      </w:r>
+    </w:p>
+    <w:p>
+      <w:r>
+        <w:t>person was. DR-015 is the same rule at its sharpest case: a hostile is</w:t>
+      </w:r>
+    </w:p>
+    <w:p>
+      <w:r>
+        <w:t>an outcome, and a mod that manufactures hostiles is a compatibility</w:t>
+      </w:r>
+    </w:p>
+    <w:p>
+      <w:r>
+        <w:t>target.</w:t>
+      </w:r>
+    </w:p>
+    <w:p/>
+    <w:p>
+      <w:r>
+        <w:t>`CREDITS.md` also corrected a false dichotomy in its own first draft.</w:t>
+      </w:r>
+    </w:p>
+    <w:p>
+      <w:r>
+        <w:t>Each source states something different, and two of the six are MIT -</w:t>
+      </w:r>
+    </w:p>
+    <w:p>
+      <w:r>
+        <w:t>which was not known when `[A6]` and `[A7]` were written.</w:t>
+      </w:r>
+    </w:p>
+    <w:p/>
+    <w:p>
+      <w:pPr>
+        <w:pStyle w:val="Heading2"/>
+      </w:pPr>
+      <w:r>
         <w:t>Standing</w:t>
       </w:r>
     </w:p>
-    <w:p>
-      <w:r>
-        <w:t>[A1] established the governed repository: doc-pack, instruction surface, version machine, two-border gate, DR-001..DR-009. [A2] closed three operator forks (DR-010..DR-012) and modeled the ground: the engine contract, the sister audit, findings F-001..F-006; the seam repairs went back to SAO as a portable prompt and ZAO held. [A3] is the operator's corrections and the sister's answer: the axes framing corrected (engine fields are actuators, not the axis set), the corpse-side ruled a gap and repaired over there, and — after SAO's hardening landed (its 0.3.1.1-pre-alpha tip) — two of this repository's own findings falsified and re-derived by hand (F-007: the character's modData reaches the corpse unconditionally, stamping the living body suffices; F-008: the corpse knows the name, the risen body does not), the ratified identity contract adopted (DR-013: SAOPersonId verbatim, the crowd ledger, the identity-bearing predicate shape), and the sister's verified arming chain recorded (ENGINE_CONTRACT.md §9a). [A4] published the repository and put CI over the gate. [A5] closes two of G0's three open pieces against the installed build: F-009, the turned body is driven by target and path - the same shape SAO drives a living shell with, so G1 has a seam to be proven at rather than a mechanism to be invented; and F-010, four of the five shipped presets carry an identical ZombieLore block of twenty-nine keys, ten of which are already the player's own words for what this project models, while SixMonthsLater carries nineteen - so a preset is no guarantee a key is present and every read has to survive its absence. [A6] closes the third piece and G0 with it: the Antibodies family IS installed, in the Workshop tree under a numeric id rather than in the user's mods directory, and F-011 reads it - no API, every module require-scoped; state on the character at getModData().Antibodies with a rehydrating medical file inside it; sixty-seven sandbox options every one prefixed lgd_antibodies_194_. Three things go to the operator unresolved: reading it names a mod in code against the house discipline, its mutation options already model what DR-008 reserves, and every option name carries the mod's version. G0 is closed and no mod code exists. The README points at ../survivor-awareness/PROJECTS.md, which now holds the architecture across the three repositories and names the edge from here to Speakeasy. [A7] records the arrival of a second claimant on the turned body: F-012, The Mutants, verified against the installed copy and against projectzomboid.jar for every engine call it makes. Two things it does are worth copying - a published read-only API with a contract version, and a claim query that answers who and how rather than yes or no - and two are not: a file named for foreign ownership whose whole body is one named mod, and identity carried on the persistent outfit id, a packed int that is also the body's clothing and that setPersistentOutfitID, dressInNamedOutfit and dressInPersistentOutfitID all overwrite in public. Of the three claim channels now identified, character modData is the only one giving each mod its own key space, which F-007 established rides the turn by the engine's own hand. Two questions go to the operator: whether ZAO adopts the named-constant-behind-a-presence-check shape that F-011 left open, now that a shipped precedent exists; and whether ZAO publishes a claim API, which is cheap only while no mod code exists. [A8] corrects [A7]'s reading of Bandits against Bandits itself and finds the release half of the claim protocol at the turn, which gives that fork a shape rather than only a question. [A9] writes the posture down, adds CREDITS.md, and finds that Antibodies is MIT on its public repository - which bears on the decision [A6] handed the operator, because a mod under MIT can be read as source rather than named at runtime. That adds an option to the fork rather than deciding it. A10 is the next batch.</w:t>
-      </w:r>
-    </w:p>
-    <w:p>
-      <w:r>
-        <w:t>Mod code has existed since [A20]; the standing above ends at [A9] because it retells the early batches, not the tip.</w:t>
-      </w:r>
-    </w:p>
+    <w:p/>
+    <w:p>
+      <w:r>
+        <w:t>`[A1]` established the governed repository: doc-pack, instruction surface,</w:t>
+      </w:r>
+    </w:p>
+    <w:p>
+      <w:r>
+        <w:t>version machine, two-border gate, DR-001..DR-009. `[A2]` closed three</w:t>
+      </w:r>
+    </w:p>
+    <w:p>
+      <w:r>
+        <w:t>operator forks (DR-010..DR-012) and modeled the ground: the engine</w:t>
+      </w:r>
+    </w:p>
+    <w:p>
+      <w:r>
+        <w:t>contract, the sister audit, findings F-001..F-006; the seam repairs went</w:t>
+      </w:r>
+    </w:p>
+    <w:p>
+      <w:r>
+        <w:t>back to SAO as a portable prompt and ZAO held. `[A3]` is the operator's</w:t>
+      </w:r>
+    </w:p>
+    <w:p>
+      <w:r>
+        <w:t>corrections and the sister's answer: the axes framing corrected (engine</w:t>
+      </w:r>
+    </w:p>
+    <w:p>
+      <w:r>
+        <w:t>fields are actuators, not the axis set), the corpse-side ruled a gap and</w:t>
+      </w:r>
+    </w:p>
+    <w:p>
+      <w:r>
+        <w:t>repaired over there, and — after SAO's hardening landed (its 0.3.1.1-pre-alpha</w:t>
+      </w:r>
+    </w:p>
+    <w:p>
+      <w:r>
+        <w:t>tip) — two of this repository's own findings falsified and re-derived by</w:t>
+      </w:r>
+    </w:p>
+    <w:p>
+      <w:r>
+        <w:t>hand (F-007: the character's modData reaches the corpse unconditionally,</w:t>
+      </w:r>
+    </w:p>
+    <w:p>
+      <w:r>
+        <w:t>stamping the living body suffices; F-008: the corpse knows the name, the</w:t>
+      </w:r>
+    </w:p>
+    <w:p>
+      <w:r>
+        <w:t>risen body does not), the ratified identity contract adopted (DR-013:</w:t>
+      </w:r>
+    </w:p>
+    <w:p>
+      <w:r>
+        <w:t>`SAOPersonId` verbatim, the crowd ledger, the identity-bearing predicate</w:t>
+      </w:r>
+    </w:p>
+    <w:p>
+      <w:r>
+        <w:t>shape), and the sister's verified arming chain recorded</w:t>
+      </w:r>
+    </w:p>
+    <w:p>
+      <w:r>
+        <w:t>(`ENGINE_CONTRACT.md` §9a). `[A4]` published the repository and put CI over the gate. `[A5]`</w:t>
+      </w:r>
+    </w:p>
+    <w:p>
+      <w:r>
+        <w:t>closes two of G0's three open pieces against the installed build:</w:t>
+      </w:r>
+    </w:p>
+    <w:p>
+      <w:r>
+        <w:t>F-009, the turned body is driven by target and path - the same shape</w:t>
+      </w:r>
+    </w:p>
+    <w:p>
+      <w:r>
+        <w:t>SAO drives a living shell with, so G1 has a seam to be proven at</w:t>
+      </w:r>
+    </w:p>
+    <w:p>
+      <w:r>
+        <w:t>rather than a mechanism to be invented; and F-010, four of the five</w:t>
+      </w:r>
+    </w:p>
+    <w:p>
+      <w:r>
+        <w:t>shipped presets carry an identical `ZombieLore` block of twenty-nine</w:t>
+      </w:r>
+    </w:p>
+    <w:p>
+      <w:r>
+        <w:t>keys, ten of which are already the player's own words for what this</w:t>
+      </w:r>
+    </w:p>
+    <w:p>
+      <w:r>
+        <w:t>project models, while `SixMonthsLater` carries nineteen - so a preset</w:t>
+      </w:r>
+    </w:p>
+    <w:p>
+      <w:r>
+        <w:t>is no guarantee a key is present and every read has to survive its</w:t>
+      </w:r>
+    </w:p>
+    <w:p>
+      <w:r>
+        <w:t>absence. `[A6]` closes the third piece and G0 with it: the Antibodies family IS</w:t>
+      </w:r>
+    </w:p>
+    <w:p>
+      <w:r>
+        <w:t>installed, in the Workshop tree under a numeric id rather than in the</w:t>
+      </w:r>
+    </w:p>
+    <w:p>
+      <w:r>
+        <w:t>user's `mods` directory, and F-011 reads it - no API, every module</w:t>
+      </w:r>
+    </w:p>
+    <w:p>
+      <w:r>
+        <w:t>`require`-scoped; state on the character at</w:t>
+      </w:r>
+    </w:p>
+    <w:p>
+      <w:r>
+        <w:t>`getModData().Antibodies` with a rehydrating medical file inside it;</w:t>
+      </w:r>
+    </w:p>
+    <w:p>
+      <w:r>
+        <w:t>sixty-seven sandbox options every one prefixed `lgd_antibodies_194_`.</w:t>
+      </w:r>
+    </w:p>
+    <w:p>
+      <w:r>
+        <w:t>Three things go to the operator unresolved: reading it names a mod in</w:t>
+      </w:r>
+    </w:p>
+    <w:p>
+      <w:r>
+        <w:t>code against the house discipline, its mutation options already model</w:t>
+      </w:r>
+    </w:p>
+    <w:p>
+      <w:r>
+        <w:t>what DR-008 reserves, and every option name carries the mod's version.</w:t>
+      </w:r>
+    </w:p>
+    <w:p>
+      <w:r>
+        <w:t>G0 is closed and no mod code exists. The README</w:t>
+      </w:r>
+    </w:p>
+    <w:p>
+      <w:r>
+        <w:t>points at `../survivor-awareness/PROJECTS.md`, which now holds the</w:t>
+      </w:r>
+    </w:p>
+    <w:p>
+      <w:r>
+        <w:t>architecture across the three repositories and names the edge from</w:t>
+      </w:r>
+    </w:p>
+    <w:p>
+      <w:r>
+        <w:t>here to Speakeasy. `[A7]` records the arrival of a second claimant on</w:t>
+      </w:r>
+    </w:p>
+    <w:p>
+      <w:r>
+        <w:t>the turned body: F-012, `The Mutants`, verified against the installed</w:t>
+      </w:r>
+    </w:p>
+    <w:p>
+      <w:r>
+        <w:t>copy and against `projectzomboid.jar` for every engine call it makes.</w:t>
+      </w:r>
+    </w:p>
+    <w:p>
+      <w:r>
+        <w:t>Two things it does are worth copying - a published read-only API with a</w:t>
+      </w:r>
+    </w:p>
+    <w:p>
+      <w:r>
+        <w:t>contract version, and a claim query that answers who and how rather</w:t>
+      </w:r>
+    </w:p>
+    <w:p>
+      <w:r>
+        <w:t>than yes or no - and two are not: a file named for foreign ownership</w:t>
+      </w:r>
+    </w:p>
+    <w:p>
+      <w:r>
+        <w:t>whose whole body is one named mod, and identity carried on the</w:t>
+      </w:r>
+    </w:p>
+    <w:p>
+      <w:r>
+        <w:t>persistent outfit id, a packed int that is also the body's clothing and</w:t>
+      </w:r>
+    </w:p>
+    <w:p>
+      <w:r>
+        <w:t>that `setPersistentOutfitID`, `dressInNamedOutfit` and</w:t>
+      </w:r>
+    </w:p>
+    <w:p>
+      <w:r>
+        <w:t>`dressInPersistentOutfitID` all overwrite in public. Of the three claim</w:t>
+      </w:r>
+    </w:p>
+    <w:p>
+      <w:r>
+        <w:t>channels now identified, character modData is the only one giving each</w:t>
+      </w:r>
+    </w:p>
+    <w:p>
+      <w:r>
+        <w:t>mod its own key space, which F-007 established rides the turn by the</w:t>
+      </w:r>
+    </w:p>
+    <w:p>
+      <w:r>
+        <w:t>engine's own hand. Two questions go to the operator: whether ZAO adopts</w:t>
+      </w:r>
+    </w:p>
+    <w:p>
+      <w:r>
+        <w:t>the named-constant-behind-a-presence-check shape that F-011 left open,</w:t>
+      </w:r>
+    </w:p>
+    <w:p>
+      <w:r>
+        <w:t>now that a shipped precedent exists; and whether ZAO publishes a claim</w:t>
+      </w:r>
+    </w:p>
+    <w:p>
+      <w:r>
+        <w:t>API, which is cheap only while no mod code exists. `[A8]` corrects `[A7]`'s reading of</w:t>
+      </w:r>
+    </w:p>
+    <w:p>
+      <w:r>
+        <w:t>Bandits against Bandits itself and finds the release half of the claim</w:t>
+      </w:r>
+    </w:p>
+    <w:p>
+      <w:r>
+        <w:t>protocol at the turn, which gives that fork a shape rather than only a</w:t>
+      </w:r>
+    </w:p>
+    <w:p>
+      <w:r>
+        <w:t>question. `[A9]` writes the posture down, adds `CREDITS.md`, and finds</w:t>
+      </w:r>
+    </w:p>
+    <w:p>
+      <w:r>
+        <w:t>that **Antibodies is MIT on its public repository** - which bears on the</w:t>
+      </w:r>
+    </w:p>
+    <w:p>
+      <w:r>
+        <w:t>decision `[A6]` handed the operator, because a mod under MIT can be</w:t>
+      </w:r>
+    </w:p>
+    <w:p>
+      <w:r>
+        <w:t>read as source rather than named at runtime. That adds an option to the</w:t>
+      </w:r>
+    </w:p>
+    <w:p>
+      <w:r>
+        <w:t>fork rather than deciding it. `A10` is the next batch.</w:t>
+      </w:r>
+    </w:p>
+    <w:p/>
+    <w:p>
+      <w:r>
+        <w:t>Mod code has existed since `[A20]`; the standing above ends at `[A9]`</w:t>
+      </w:r>
+    </w:p>
+    <w:p>
+      <w:r>
+        <w:t>because it retells the early batches, not the tip.</w:t>
+      </w:r>
+    </w:p>
+    <w:p/>
     <w:p>
       <w:pPr>
-        <w:pStyle w:val="Heading1"/>
+        <w:pStyle w:val="Heading2"/>
       </w:pPr>
       <w:r>
         <w:t>The wanted turn evidence</w:t>
       </w:r>
     </w:p>
-    <w:p>
-      <w:r>
-        <w:t>One watched turn is wanted: a bitten SAO survivor dying, leaving a named corpse, rising with SAOPersonId intact, and being recognized. It is evidence for the identity handoff (ENGINE_CONTRACT.md §10.1). It is not a gate, and no ZAO work waits for it.</w:t>
-      </w:r>
-    </w:p>
+    <w:p/>
+    <w:p>
+      <w:r>
+        <w:t>One watched turn is wanted: a bitten SAO survivor dying, leaving a named</w:t>
+      </w:r>
+    </w:p>
+    <w:p>
+      <w:r>
+        <w:t>corpse, rising with `SAOPersonId` intact, and being recognized. It is</w:t>
+      </w:r>
+    </w:p>
+    <w:p>
+      <w:r>
+        <w:t>evidence for the identity handoff (`ENGINE_CONTRACT.md` §10.1). It is not</w:t>
+      </w:r>
+    </w:p>
+    <w:p>
+      <w:r>
+        <w:t>a gate, and no ZAO work waits for it.</w:t>
+      </w:r>
+    </w:p>
+    <w:p/>
     <w:p>
       <w:pPr>
-        <w:pStyle w:val="Heading1"/>
+        <w:pStyle w:val="Heading2"/>
       </w:pPr>
       <w:r>
         <w:t>Open items</w:t>
       </w:r>
     </w:p>
-    <w:p>
-      <w:r>
-        <w:t>The interrelation draft for Knox, decay, and mutation awaits operator ratification; nothing of it is inscribed. The design axes are ZAO's own and new — engine fields are actuators (F-005, as corrected); inverse/mirror axes are in the operator's direction. The fork ledger keeps what stays reserved: mutation axes, strain names, rarity, enable defaults, mod id, publication. Per-outcome player calls (DR-012) land at the batches that build the outcomes; [A29] states them for the outcomes it builds.</w:t>
-      </w:r>
-    </w:p>
+    <w:p/>
+    <w:p>
+      <w:r>
+        <w:t>The interrelation draft for Knox, decay, and mutation awaits operator</w:t>
+      </w:r>
+    </w:p>
+    <w:p>
+      <w:r>
+        <w:t>ratification; nothing of it is inscribed. The design axes</w:t>
+      </w:r>
+    </w:p>
+    <w:p>
+      <w:r>
+        <w:t>are ZAO's own and new — engine fields are actuators (F-005, as corrected);</w:t>
+      </w:r>
+    </w:p>
+    <w:p>
+      <w:r>
+        <w:t>inverse/mirror axes are in the operator's direction. The fork ledger keeps</w:t>
+      </w:r>
+    </w:p>
+    <w:p>
+      <w:r>
+        <w:t>what stays reserved: mutation axes, strain names, rarity, enable defaults,</w:t>
+      </w:r>
+    </w:p>
+    <w:p>
+      <w:r>
+        <w:t>mod id, publication. Per-outcome player calls (DR-012) land at the batches</w:t>
+      </w:r>
+    </w:p>
+    <w:p>
+      <w:r>
+        <w:t>that build the outcomes; `[A29]` states them for the outcomes it builds.</w:t>
+      </w:r>
+    </w:p>
+    <w:p/>
     <w:p>
       <w:pPr>
-        <w:pStyle w:val="Heading1"/>
+        <w:pStyle w:val="Heading2"/>
       </w:pPr>
       <w:r>
         <w:t>Instruments</w:t>
       </w:r>
     </w:p>
-    <w:p>
-      <w:r>
-        <w:t>Sixteen borders run through tools/check.sh, covering document and version currency, state mapping, the Java bridge, pathogen behavior, native return and physiology, reconstruction, living ownership and observer-region residency, exposure, material actions, maintenance, coordination, living auditory orientation, elapsed-owner rollback and native form facing. The gate also checks every Lua file structurally. Engine-dependent checks report explicit skips where their engine or JDK is absent.</w:t>
-      </w:r>
-    </w:p>
+    <w:p/>
+    <w:p>
+      <w:r>
+        <w:t>Sixteen borders run through `tools/check.sh`, covering document and version</w:t>
+      </w:r>
+    </w:p>
+    <w:p>
+      <w:r>
+        <w:t>currency, state mapping, the Java bridge, pathogen behavior, native return and</w:t>
+      </w:r>
+    </w:p>
+    <w:p>
+      <w:r>
+        <w:t>physiology, reconstruction, living ownership and observer-region residency,</w:t>
+      </w:r>
+    </w:p>
+    <w:p>
+      <w:r>
+        <w:t>exposure, material actions,</w:t>
+      </w:r>
+    </w:p>
+    <w:p>
+      <w:r>
+        <w:t>maintenance, coordination, living auditory orientation, elapsed-owner rollback</w:t>
+      </w:r>
+    </w:p>
+    <w:p>
+      <w:r>
+        <w:t>and native form facing. The gate also checks every</w:t>
+      </w:r>
+    </w:p>
+    <w:p>
+      <w:r>
+        <w:t>Lua file structurally. Engine-dependent checks report explicit skips where</w:t>
+      </w:r>
+    </w:p>
+    <w:p>
+      <w:r>
+        <w:t>their engine or JDK is absent.</w:t>
+      </w:r>
+    </w:p>
+    <w:p/>
     <w:p>
       <w:pPr>
-        <w:pStyle w:val="Heading1"/>
+        <w:pStyle w:val="Heading2"/>
       </w:pPr>
       <w:r>
         <w:t>The condition</w:t>
       </w:r>
     </w:p>
-    <w:p>
-      <w:r>
-        <w:t>Closed implementation batches name their outstanding play and durability evidence separately. Native study checks establish the mechanisms they actually exercise; the operator remains the judge of how the game looks and plays. Scenario evaluation and explicit ratification precede dataset admission.</w:t>
-      </w:r>
-    </w:p>
+    <w:p/>
+    <w:p>
+      <w:r>
+        <w:t>Closed implementation batches name their outstanding play and durability</w:t>
+      </w:r>
+    </w:p>
+    <w:p>
+      <w:r>
+        <w:t>evidence separately. Native study checks establish the mechanisms they</w:t>
+      </w:r>
+    </w:p>
+    <w:p>
+      <w:r>
+        <w:t>actually exercise; the operator remains the judge of how the game looks and</w:t>
+      </w:r>
+    </w:p>
+    <w:p>
+      <w:r>
+        <w:t>plays. Scenario evaluation and explicit ratification precede dataset admission.</w:t>
+      </w:r>
+    </w:p>
+    <w:p/>
     <w:sectPr>
-      <w:footerReference w:type="default" r:id="rId9"/>
       <w:pgSz w:w="12240" w:h="15840"/>
-      <w:pgMar w:top="749" w:right="1037" w:bottom="749" w:left="1037" w:header="720" w:footer="720" w:gutter="0"/>
+      <w:pgMar w:top="1440" w:right="1800" w:bottom="1440" w:left="1800" w:header="720" w:footer="720" w:gutter="0"/>
       <w:cols w:space="720"/>
       <w:docGrid w:linePitch="360"/>
     </w:sectPr>
   </w:body>
 </w:document>
-</file>
-
-<file path=word/footer1.xml><?xml version="1.0" encoding="utf-8"?>
-<w:ftr xmlns:m="http://schemas.openxmlformats.org/officeDocument/2006/math" xmlns:mc="http://schemas.openxmlformats.org/markup-compatibility/2006" xmlns:mo="http://schemas.microsoft.com/office/mac/office/2008/main" xmlns:mv="urn:schemas-microsoft-com:mac:vml" xmlns:o="urn:schemas-microsoft-com:office:office" xmlns:r="http://schemas.openxmlformats.org/officeDocument/2006/relationships" xmlns:v="urn:schemas-microsoft-com:vml" xmlns:w10="urn:schemas-microsoft-com:office:word" xmlns:w14="http://schemas.microsoft.com/office/word/2010/wordml" xmlns:w="http://schemas.openxmlformats.org/wordprocessingml/2006/main" xmlns:wne="http://schemas.microsoft.com/office/word/2006/wordml" xmlns:wp14="http://schemas.microsoft.com/office/word/2010/wordprocessingDrawing" xmlns:wp="http://schemas.openxmlformats.org/drawingml/2006/wordprocessingDrawing" xmlns:wpc="http://schemas.microsoft.com/office/word/2010/wordprocessingCanvas" xmlns:wpg="http://schemas.microsoft.com/office/word/2010/wordprocessingGroup" xmlns:wpi="http://schemas.microsoft.com/office/word/2010/wordprocessingInk" xmlns:wps="http://schemas.microsoft.com/office/word/2010/wordprocessingShape" mc:Ignorable="w14 wp14">
-  <w:p>
-    <w:pPr>
-      <w:pStyle w:val="Footer"/>
-      <w:jc w:val="center"/>
-    </w:pPr>
-    <w:r>
-      <w:rPr>
-        <w:sz w:val="16"/>
-      </w:rPr>
-      <w:t>Zombie Awareness Overhaul | 0.5.4.0-pre-alpha | A44</w:t>
-    </w:r>
-  </w:p>
-</w:ftr>
 </file>
 
 <file path=word/numbering.xml><?xml version="1.0" encoding="utf-8"?>
@@ -982,13 +3612,6 @@
     <w:name w:val="Normal"/>
     <w:qFormat/>
     <w:rsid w:val="00FC693F"/>
-    <w:pPr>
-      <w:spacing w:after="70"/>
-    </w:pPr>
-    <w:rPr>
-      <w:rFonts w:ascii="Aptos" w:hAnsi="Aptos"/>
-      <w:sz w:val="18"/>
-    </w:rPr>
   </w:style>
   <w:style w:type="paragraph" w:styleId="Header">
     <w:name w:val="header"/>
@@ -1049,11 +3672,11 @@
       <w:outlineLvl w:val="0"/>
     </w:pPr>
     <w:rPr>
-      <w:rFonts w:asciiTheme="majorHAnsi" w:eastAsiaTheme="majorEastAsia" w:hAnsiTheme="majorHAnsi" w:cstheme="majorBidi" w:ascii="Aptos Display" w:hAnsi="Aptos Display"/>
+      <w:rFonts w:asciiTheme="majorHAnsi" w:eastAsiaTheme="majorEastAsia" w:hAnsiTheme="majorHAnsi" w:cstheme="majorBidi"/>
       <w:b/>
       <w:bCs/>
-      <w:color w:val="316273"/>
-      <w:sz w:val="34"/>
+      <w:color w:val="365F91" w:themeColor="accent1" w:themeShade="BF"/>
+      <w:sz w:val="28"/>
       <w:szCs w:val="28"/>
     </w:rPr>
   </w:style>
@@ -1073,11 +3696,11 @@
       <w:outlineLvl w:val="1"/>
     </w:pPr>
     <w:rPr>
-      <w:rFonts w:asciiTheme="majorHAnsi" w:eastAsiaTheme="majorEastAsia" w:hAnsiTheme="majorHAnsi" w:cstheme="majorBidi" w:ascii="Aptos Display" w:hAnsi="Aptos Display"/>
+      <w:rFonts w:asciiTheme="majorHAnsi" w:eastAsiaTheme="majorEastAsia" w:hAnsiTheme="majorHAnsi" w:cstheme="majorBidi"/>
       <w:b/>
       <w:bCs/>
-      <w:color w:val="316273"/>
-      <w:sz w:val="30"/>
+      <w:color w:val="4F81BD" w:themeColor="accent1"/>
+      <w:sz w:val="26"/>
       <w:szCs w:val="26"/>
     </w:rPr>
   </w:style>
@@ -1097,11 +3720,10 @@
       <w:outlineLvl w:val="2"/>
     </w:pPr>
     <w:rPr>
-      <w:rFonts w:asciiTheme="majorHAnsi" w:eastAsiaTheme="majorEastAsia" w:hAnsiTheme="majorHAnsi" w:cstheme="majorBidi" w:ascii="Aptos Display" w:hAnsi="Aptos Display"/>
+      <w:rFonts w:asciiTheme="majorHAnsi" w:eastAsiaTheme="majorEastAsia" w:hAnsiTheme="majorHAnsi" w:cstheme="majorBidi"/>
       <w:b/>
       <w:bCs/>
-      <w:color w:val="316273"/>
-      <w:sz w:val="26"/>
+      <w:color w:val="4F81BD" w:themeColor="accent1"/>
     </w:rPr>
   </w:style>
   <w:style w:type="paragraph" w:styleId="Heading4">
@@ -1121,13 +3743,12 @@
       <w:outlineLvl w:val="3"/>
     </w:pPr>
     <w:rPr>
-      <w:rFonts w:asciiTheme="majorHAnsi" w:eastAsiaTheme="majorEastAsia" w:hAnsiTheme="majorHAnsi" w:cstheme="majorBidi" w:ascii="Aptos Display" w:hAnsi="Aptos Display"/>
+      <w:rFonts w:asciiTheme="majorHAnsi" w:eastAsiaTheme="majorEastAsia" w:hAnsiTheme="majorHAnsi" w:cstheme="majorBidi"/>
       <w:b/>
       <w:bCs/>
       <w:i/>
       <w:iCs/>
-      <w:color w:val="316273"/>
-      <w:sz w:val="22"/>
+      <w:color w:val="4F81BD" w:themeColor="accent1"/>
     </w:rPr>
   </w:style>
   <w:style w:type="paragraph" w:styleId="Heading5">
